--- a/docs/casos-de-uso-v2/CU-07 Gestionar y Responder Caso.docx
+++ b/docs/casos-de-uso-v2/CU-07 Gestionar y Responder Caso.docx
@@ -60,7 +60,7 @@
           <w:sz w:val="22"/>
           <w:szCs w:val="22"/>
         </w:rPr>
-        <w:t xml:space="preserve">Versión 2.0</w:t>
+        <w:t xml:space="preserve">Versión 2.1</w:t>
       </w:r>
     </w:p>
     <w:p>
@@ -74,7 +74,7 @@
           <w:sz w:val="22"/>
           <w:szCs w:val="22"/>
         </w:rPr>
-        <w:t xml:space="preserve">Elaborado por Heydi Herrera, Daniel Lima   05/10/2026</w:t>
+        <w:t xml:space="preserve">Elaborado por Heydi Herrera, Daniel Lima   10/10/2026</w:t>
       </w:r>
     </w:p>
     <w:p>
@@ -473,6 +473,124 @@
           </w:p>
         </w:tc>
       </w:tr>
+      <w:tr>
+        <w:tc>
+          <w:tcPr>
+            <w:tcW w:type="dxa" w:w="2300"/>
+            <w:tcBorders>
+              <w:top w:val="single" w:color="999999" w:sz="4"/>
+              <w:left w:val="single" w:color="999999" w:sz="4"/>
+              <w:bottom w:val="single" w:color="999999" w:sz="4"/>
+              <w:right w:val="single" w:color="999999" w:sz="4"/>
+            </w:tcBorders>
+            <w:tcMar>
+              <w:top w:type="dxa" w:w="60"/>
+              <w:left w:type="dxa" w:w="100"/>
+              <w:bottom w:type="dxa" w:w="60"/>
+              <w:right w:type="dxa" w:w="100"/>
+            </w:tcMar>
+          </w:tcPr>
+          <w:p>
+            <w:r>
+              <w:rPr>
+                <w:rFonts w:ascii="Calibri" w:cs="Calibri" w:eastAsia="Calibri" w:hAnsi="Calibri"/>
+                <w:b w:val="false"/>
+                <w:bCs w:val="false"/>
+                <w:sz w:val="20"/>
+                <w:szCs w:val="20"/>
+              </w:rPr>
+              <w:t xml:space="preserve">Heydi Herrera, Daniel Lima</w:t>
+            </w:r>
+          </w:p>
+        </w:tc>
+        <w:tc>
+          <w:tcPr>
+            <w:tcW w:type="dxa" w:w="1400"/>
+            <w:tcBorders>
+              <w:top w:val="single" w:color="999999" w:sz="4"/>
+              <w:left w:val="single" w:color="999999" w:sz="4"/>
+              <w:bottom w:val="single" w:color="999999" w:sz="4"/>
+              <w:right w:val="single" w:color="999999" w:sz="4"/>
+            </w:tcBorders>
+            <w:tcMar>
+              <w:top w:type="dxa" w:w="60"/>
+              <w:left w:type="dxa" w:w="100"/>
+              <w:bottom w:type="dxa" w:w="60"/>
+              <w:right w:type="dxa" w:w="100"/>
+            </w:tcMar>
+          </w:tcPr>
+          <w:p>
+            <w:r>
+              <w:rPr>
+                <w:rFonts w:ascii="Calibri" w:cs="Calibri" w:eastAsia="Calibri" w:hAnsi="Calibri"/>
+                <w:b w:val="false"/>
+                <w:bCs w:val="false"/>
+                <w:sz w:val="20"/>
+                <w:szCs w:val="20"/>
+              </w:rPr>
+              <w:t xml:space="preserve">10/10/2026</w:t>
+            </w:r>
+          </w:p>
+        </w:tc>
+        <w:tc>
+          <w:tcPr>
+            <w:tcW w:type="dxa" w:w="4760"/>
+            <w:tcBorders>
+              <w:top w:val="single" w:color="999999" w:sz="4"/>
+              <w:left w:val="single" w:color="999999" w:sz="4"/>
+              <w:bottom w:val="single" w:color="999999" w:sz="4"/>
+              <w:right w:val="single" w:color="999999" w:sz="4"/>
+            </w:tcBorders>
+            <w:tcMar>
+              <w:top w:type="dxa" w:w="60"/>
+              <w:left w:type="dxa" w:w="100"/>
+              <w:bottom w:type="dxa" w:w="60"/>
+              <w:right w:type="dxa" w:w="100"/>
+            </w:tcMar>
+          </w:tcPr>
+          <w:p>
+            <w:r>
+              <w:rPr>
+                <w:rFonts w:ascii="Calibri" w:cs="Calibri" w:eastAsia="Calibri" w:hAnsi="Calibri"/>
+                <w:b w:val="false"/>
+                <w:bCs w:val="false"/>
+                <w:sz w:val="20"/>
+                <w:szCs w:val="20"/>
+              </w:rPr>
+              <w:t xml:space="preserve">Redacción más fluida de los flujos, con los nombres reales de botones, apartados y mensajes de la interfaz; se agregan los flujos de reasignación y aprobación de respuestas</w:t>
+            </w:r>
+          </w:p>
+        </w:tc>
+        <w:tc>
+          <w:tcPr>
+            <w:tcW w:type="dxa" w:w="900"/>
+            <w:tcBorders>
+              <w:top w:val="single" w:color="999999" w:sz="4"/>
+              <w:left w:val="single" w:color="999999" w:sz="4"/>
+              <w:bottom w:val="single" w:color="999999" w:sz="4"/>
+              <w:right w:val="single" w:color="999999" w:sz="4"/>
+            </w:tcBorders>
+            <w:tcMar>
+              <w:top w:type="dxa" w:w="60"/>
+              <w:left w:type="dxa" w:w="100"/>
+              <w:bottom w:type="dxa" w:w="60"/>
+              <w:right w:type="dxa" w:w="100"/>
+            </w:tcMar>
+          </w:tcPr>
+          <w:p>
+            <w:r>
+              <w:rPr>
+                <w:rFonts w:ascii="Calibri" w:cs="Calibri" w:eastAsia="Calibri" w:hAnsi="Calibri"/>
+                <w:b w:val="false"/>
+                <w:bCs w:val="false"/>
+                <w:sz w:val="20"/>
+                <w:szCs w:val="20"/>
+              </w:rPr>
+              <w:t xml:space="preserve">2.1</w:t>
+            </w:r>
+          </w:p>
+        </w:tc>
+      </w:tr>
     </w:tbl>
     <w:p>
       <w:pPr>
@@ -514,7 +632,20 @@
           <w:sz w:val="22"/>
           <w:szCs w:val="22"/>
         </w:rPr>
-        <w:t xml:space="preserve">Este caso de uso permite al personal administrativo gestionar el ciclo de atención de los casos registrados por los usuarios y emitir la respuesta oficial. Incluye la revisión de casos, la asignación y reasignación de responsables, la actualización de estados (Nuevo, En espera, En Proceso, Resuelto, Cerrado), el dictamen de reaperturas y la respuesta oficial al usuario, que describe las acciones realizadas y la solución o seguimiento proporcionado.</w:t>
+        <w:t xml:space="preserve">Este caso de uso describe cómo el personal interno atiende los casos registrados por los clientes desde la “Bandeja de casos”: cambia su estado, asigna o reasigna al responsable, dictamina las reaperturas, emite la respuesta oficial y aprueba las respuestas de los Operadores.</w:t>
+      </w:r>
+    </w:p>
+    <w:p>
+      <w:pPr>
+        <w:spacing w:after="100"/>
+      </w:pPr>
+      <w:r>
+        <w:rPr>
+          <w:rFonts w:ascii="Calibri" w:cs="Calibri" w:eastAsia="Calibri" w:hAnsi="Calibri"/>
+          <w:sz w:val="22"/>
+          <w:szCs w:val="22"/>
+        </w:rPr>
+        <w:t xml:space="preserve">El alcance depende del rol: el Administrador General ve los casos de todas las sucursales; el Gerente y el Operador ven únicamente los de su sucursal. Gestionar, reasignar y aprobar respuestas corresponde al Administrador General y al Gerente; responder también puede hacerlo el Operador, solo en los casos que tiene asignados.</w:t>
       </w:r>
     </w:p>
     <w:p>
@@ -544,7 +675,7 @@
           <w:sz w:val="22"/>
           <w:szCs w:val="22"/>
         </w:rPr>
-        <w:t xml:space="preserve">Permitir al Administrador General o al Gerente revisar y gestionar los casos, asignarlos al personal correspondiente y actualizar su estado conforme avance la atención; y permitir al personal autorizado registrar y enviar la respuesta oficial del restaurante al usuario, dejando constancia de las acciones realizadas.</w:t>
+        <w:t xml:space="preserve">Permitir al personal autorizado llevar cada caso a través del ciclo de atención (Nuevo, En espera, En Proceso, Resuelto, Cerrado) y comunicar al cliente una respuesta oficial, dejando constancia de cada acción.</w:t>
       </w:r>
     </w:p>
     <w:p>
@@ -632,7 +763,7 @@
           <w:sz w:val="22"/>
           <w:szCs w:val="22"/>
         </w:rPr>
-        <w:t xml:space="preserve">Operador (solo para responder casos).</w:t>
+        <w:t xml:space="preserve">Operador (solo responde casos asignados a él).</w:t>
       </w:r>
     </w:p>
     <w:p>
@@ -685,7 +816,7 @@
           <w:sz w:val="22"/>
           <w:szCs w:val="22"/>
         </w:rPr>
-        <w:t xml:space="preserve">El usuario debe haber iniciado sesión correctamente y contar con permisos según su rol y sucursal.</w:t>
+        <w:t xml:space="preserve">El usuario ha iniciado sesión como Administrador General, Gerente u Operador (CU-00).</w:t>
       </w:r>
     </w:p>
     <w:p>
@@ -703,7 +834,7 @@
           <w:sz w:val="22"/>
           <w:szCs w:val="22"/>
         </w:rPr>
-        <w:t xml:space="preserve">Flujo 1 (Gestionar): el rol debe ser Administrador General o Gerente y debe existir al menos un caso registrado.</w:t>
+        <w:t xml:space="preserve">Existe al menos un caso registrado dentro del alcance de su rol y sucursal.</w:t>
       </w:r>
     </w:p>
     <w:p>
@@ -721,7 +852,7 @@
           <w:sz w:val="22"/>
           <w:szCs w:val="22"/>
         </w:rPr>
-        <w:t xml:space="preserve">Flujo 2 (Responder): el caso debe estar asignado a un responsable, encontrarse en estado “En Proceso” y existir información suficiente para elaborar la respuesta.</w:t>
+        <w:t xml:space="preserve">Para responder: el caso está en estado “En Proceso”, tiene un responsable asignado y no tiene una respuesta pendiente de aprobación.</w:t>
       </w:r>
     </w:p>
     <w:p>
@@ -772,7 +903,7 @@
           <w:sz w:val="22"/>
           <w:szCs w:val="22"/>
         </w:rPr>
-        <w:t xml:space="preserve">El Administrador General o Gerente accede al panel de gestión de casos (se llega desde la búsqueda de CU-08).</w:t>
+        <w:t xml:space="preserve">El Administrador General o el Gerente abre la pantalla “Bandeja de casos” (CU-08 permite filtrar la lista).</w:t>
       </w:r>
     </w:p>
     <w:p>
@@ -790,7 +921,489 @@
           <w:sz w:val="22"/>
           <w:szCs w:val="22"/>
         </w:rPr>
-        <w:t xml:space="preserve">El sistema muestra los casos disponibles para su gestión, según el alcance de su rol y sucursal.</w:t>
+        <w:t xml:space="preserve">El sistema muestra la tabla de casos con las columnas Código, Tipo, Categoría, Fecha, Estado Actual, Responsable y Acciones. En la columna Acciones de cada caso aparecen los botones que el usuario puede usar (Gestionar, Aprobar respuesta, Reasignar, Responder).</w:t>
+      </w:r>
+    </w:p>
+    <w:tbl>
+      <w:tblPr>
+        <w:tblW w:type="dxa" w:w="9360"/>
+        <w:tblBorders>
+          <w:top w:val="single" w:color="auto" w:sz="4"/>
+          <w:left w:val="single" w:color="auto" w:sz="4"/>
+          <w:bottom w:val="single" w:color="auto" w:sz="4"/>
+          <w:right w:val="single" w:color="auto" w:sz="4"/>
+          <w:insideH w:val="single" w:color="auto" w:sz="4"/>
+          <w:insideV w:val="single" w:color="auto" w:sz="4"/>
+        </w:tblBorders>
+      </w:tblPr>
+      <w:tblGrid>
+        <w:gridCol w:w="2000"/>
+        <w:gridCol w:w="3300"/>
+        <w:gridCol w:w="4060"/>
+      </w:tblGrid>
+      <w:tr>
+        <w:trPr>
+          <w:tblHeader/>
+        </w:trPr>
+        <w:tc>
+          <w:tcPr>
+            <w:tcW w:type="dxa" w:w="2000"/>
+            <w:tcBorders>
+              <w:top w:val="single" w:color="999999" w:sz="4"/>
+              <w:left w:val="single" w:color="999999" w:sz="4"/>
+              <w:bottom w:val="single" w:color="999999" w:sz="4"/>
+              <w:right w:val="single" w:color="999999" w:sz="4"/>
+            </w:tcBorders>
+            <w:shd w:fill="D9E2F3" w:color="auto" w:val="clear"/>
+            <w:tcMar>
+              <w:top w:type="dxa" w:w="60"/>
+              <w:left w:type="dxa" w:w="100"/>
+              <w:bottom w:type="dxa" w:w="60"/>
+              <w:right w:type="dxa" w:w="100"/>
+            </w:tcMar>
+          </w:tcPr>
+          <w:p>
+            <w:r>
+              <w:rPr>
+                <w:rFonts w:ascii="Calibri" w:cs="Calibri" w:eastAsia="Calibri" w:hAnsi="Calibri"/>
+                <w:b/>
+                <w:bCs/>
+                <w:sz w:val="20"/>
+                <w:szCs w:val="20"/>
+              </w:rPr>
+              <w:t xml:space="preserve">Botón</w:t>
+            </w:r>
+          </w:p>
+        </w:tc>
+        <w:tc>
+          <w:tcPr>
+            <w:tcW w:type="dxa" w:w="3300"/>
+            <w:tcBorders>
+              <w:top w:val="single" w:color="999999" w:sz="4"/>
+              <w:left w:val="single" w:color="999999" w:sz="4"/>
+              <w:bottom w:val="single" w:color="999999" w:sz="4"/>
+              <w:right w:val="single" w:color="999999" w:sz="4"/>
+            </w:tcBorders>
+            <w:shd w:fill="D9E2F3" w:color="auto" w:val="clear"/>
+            <w:tcMar>
+              <w:top w:type="dxa" w:w="60"/>
+              <w:left w:type="dxa" w:w="100"/>
+              <w:bottom w:type="dxa" w:w="60"/>
+              <w:right w:type="dxa" w:w="100"/>
+            </w:tcMar>
+          </w:tcPr>
+          <w:p>
+            <w:r>
+              <w:rPr>
+                <w:rFonts w:ascii="Calibri" w:cs="Calibri" w:eastAsia="Calibri" w:hAnsi="Calibri"/>
+                <w:b/>
+                <w:bCs/>
+                <w:sz w:val="20"/>
+                <w:szCs w:val="20"/>
+              </w:rPr>
+              <w:t xml:space="preserve">Quién lo ve</w:t>
+            </w:r>
+          </w:p>
+        </w:tc>
+        <w:tc>
+          <w:tcPr>
+            <w:tcW w:type="dxa" w:w="4060"/>
+            <w:tcBorders>
+              <w:top w:val="single" w:color="999999" w:sz="4"/>
+              <w:left w:val="single" w:color="999999" w:sz="4"/>
+              <w:bottom w:val="single" w:color="999999" w:sz="4"/>
+              <w:right w:val="single" w:color="999999" w:sz="4"/>
+            </w:tcBorders>
+            <w:shd w:fill="D9E2F3" w:color="auto" w:val="clear"/>
+            <w:tcMar>
+              <w:top w:type="dxa" w:w="60"/>
+              <w:left w:type="dxa" w:w="100"/>
+              <w:bottom w:type="dxa" w:w="60"/>
+              <w:right w:type="dxa" w:w="100"/>
+            </w:tcMar>
+          </w:tcPr>
+          <w:p>
+            <w:r>
+              <w:rPr>
+                <w:rFonts w:ascii="Calibri" w:cs="Calibri" w:eastAsia="Calibri" w:hAnsi="Calibri"/>
+                <w:b/>
+                <w:bCs/>
+                <w:sz w:val="20"/>
+                <w:szCs w:val="20"/>
+              </w:rPr>
+              <w:t xml:space="preserve">Cuándo aparece</w:t>
+            </w:r>
+          </w:p>
+        </w:tc>
+      </w:tr>
+      <w:tr>
+        <w:tc>
+          <w:tcPr>
+            <w:tcW w:type="dxa" w:w="2000"/>
+            <w:tcBorders>
+              <w:top w:val="single" w:color="999999" w:sz="4"/>
+              <w:left w:val="single" w:color="999999" w:sz="4"/>
+              <w:bottom w:val="single" w:color="999999" w:sz="4"/>
+              <w:right w:val="single" w:color="999999" w:sz="4"/>
+            </w:tcBorders>
+            <w:tcMar>
+              <w:top w:type="dxa" w:w="60"/>
+              <w:left w:type="dxa" w:w="100"/>
+              <w:bottom w:type="dxa" w:w="60"/>
+              <w:right w:type="dxa" w:w="100"/>
+            </w:tcMar>
+          </w:tcPr>
+          <w:p>
+            <w:r>
+              <w:rPr>
+                <w:rFonts w:ascii="Calibri" w:cs="Calibri" w:eastAsia="Calibri" w:hAnsi="Calibri"/>
+                <w:b w:val="false"/>
+                <w:bCs w:val="false"/>
+                <w:sz w:val="20"/>
+                <w:szCs w:val="20"/>
+              </w:rPr>
+              <w:t xml:space="preserve">Gestionar</w:t>
+            </w:r>
+          </w:p>
+        </w:tc>
+        <w:tc>
+          <w:tcPr>
+            <w:tcW w:type="dxa" w:w="3300"/>
+            <w:tcBorders>
+              <w:top w:val="single" w:color="999999" w:sz="4"/>
+              <w:left w:val="single" w:color="999999" w:sz="4"/>
+              <w:bottom w:val="single" w:color="999999" w:sz="4"/>
+              <w:right w:val="single" w:color="999999" w:sz="4"/>
+            </w:tcBorders>
+            <w:tcMar>
+              <w:top w:type="dxa" w:w="60"/>
+              <w:left w:type="dxa" w:w="100"/>
+              <w:bottom w:type="dxa" w:w="60"/>
+              <w:right w:type="dxa" w:w="100"/>
+            </w:tcMar>
+          </w:tcPr>
+          <w:p>
+            <w:r>
+              <w:rPr>
+                <w:rFonts w:ascii="Calibri" w:cs="Calibri" w:eastAsia="Calibri" w:hAnsi="Calibri"/>
+                <w:b w:val="false"/>
+                <w:bCs w:val="false"/>
+                <w:sz w:val="20"/>
+                <w:szCs w:val="20"/>
+              </w:rPr>
+              <w:t xml:space="preserve">Administrador General y Gerente</w:t>
+            </w:r>
+          </w:p>
+        </w:tc>
+        <w:tc>
+          <w:tcPr>
+            <w:tcW w:type="dxa" w:w="4060"/>
+            <w:tcBorders>
+              <w:top w:val="single" w:color="999999" w:sz="4"/>
+              <w:left w:val="single" w:color="999999" w:sz="4"/>
+              <w:bottom w:val="single" w:color="999999" w:sz="4"/>
+              <w:right w:val="single" w:color="999999" w:sz="4"/>
+            </w:tcBorders>
+            <w:tcMar>
+              <w:top w:type="dxa" w:w="60"/>
+              <w:left w:type="dxa" w:w="100"/>
+              <w:bottom w:type="dxa" w:w="60"/>
+              <w:right w:type="dxa" w:w="100"/>
+            </w:tcMar>
+          </w:tcPr>
+          <w:p>
+            <w:r>
+              <w:rPr>
+                <w:rFonts w:ascii="Calibri" w:cs="Calibri" w:eastAsia="Calibri" w:hAnsi="Calibri"/>
+                <w:b w:val="false"/>
+                <w:bCs w:val="false"/>
+                <w:sz w:val="20"/>
+                <w:szCs w:val="20"/>
+              </w:rPr>
+              <w:t xml:space="preserve">En todos los casos de su alcance</w:t>
+            </w:r>
+          </w:p>
+        </w:tc>
+      </w:tr>
+      <w:tr>
+        <w:tc>
+          <w:tcPr>
+            <w:tcW w:type="dxa" w:w="2000"/>
+            <w:tcBorders>
+              <w:top w:val="single" w:color="999999" w:sz="4"/>
+              <w:left w:val="single" w:color="999999" w:sz="4"/>
+              <w:bottom w:val="single" w:color="999999" w:sz="4"/>
+              <w:right w:val="single" w:color="999999" w:sz="4"/>
+            </w:tcBorders>
+            <w:tcMar>
+              <w:top w:type="dxa" w:w="60"/>
+              <w:left w:type="dxa" w:w="100"/>
+              <w:bottom w:type="dxa" w:w="60"/>
+              <w:right w:type="dxa" w:w="100"/>
+            </w:tcMar>
+          </w:tcPr>
+          <w:p>
+            <w:r>
+              <w:rPr>
+                <w:rFonts w:ascii="Calibri" w:cs="Calibri" w:eastAsia="Calibri" w:hAnsi="Calibri"/>
+                <w:b w:val="false"/>
+                <w:bCs w:val="false"/>
+                <w:sz w:val="20"/>
+                <w:szCs w:val="20"/>
+              </w:rPr>
+              <w:t xml:space="preserve">Aprobar respuesta</w:t>
+            </w:r>
+          </w:p>
+        </w:tc>
+        <w:tc>
+          <w:tcPr>
+            <w:tcW w:type="dxa" w:w="3300"/>
+            <w:tcBorders>
+              <w:top w:val="single" w:color="999999" w:sz="4"/>
+              <w:left w:val="single" w:color="999999" w:sz="4"/>
+              <w:bottom w:val="single" w:color="999999" w:sz="4"/>
+              <w:right w:val="single" w:color="999999" w:sz="4"/>
+            </w:tcBorders>
+            <w:tcMar>
+              <w:top w:type="dxa" w:w="60"/>
+              <w:left w:type="dxa" w:w="100"/>
+              <w:bottom w:type="dxa" w:w="60"/>
+              <w:right w:type="dxa" w:w="100"/>
+            </w:tcMar>
+          </w:tcPr>
+          <w:p>
+            <w:r>
+              <w:rPr>
+                <w:rFonts w:ascii="Calibri" w:cs="Calibri" w:eastAsia="Calibri" w:hAnsi="Calibri"/>
+                <w:b w:val="false"/>
+                <w:bCs w:val="false"/>
+                <w:sz w:val="20"/>
+                <w:szCs w:val="20"/>
+              </w:rPr>
+              <w:t xml:space="preserve">Administrador General y Gerente</w:t>
+            </w:r>
+          </w:p>
+        </w:tc>
+        <w:tc>
+          <w:tcPr>
+            <w:tcW w:type="dxa" w:w="4060"/>
+            <w:tcBorders>
+              <w:top w:val="single" w:color="999999" w:sz="4"/>
+              <w:left w:val="single" w:color="999999" w:sz="4"/>
+              <w:bottom w:val="single" w:color="999999" w:sz="4"/>
+              <w:right w:val="single" w:color="999999" w:sz="4"/>
+            </w:tcBorders>
+            <w:tcMar>
+              <w:top w:type="dxa" w:w="60"/>
+              <w:left w:type="dxa" w:w="100"/>
+              <w:bottom w:type="dxa" w:w="60"/>
+              <w:right w:type="dxa" w:w="100"/>
+            </w:tcMar>
+          </w:tcPr>
+          <w:p>
+            <w:r>
+              <w:rPr>
+                <w:rFonts w:ascii="Calibri" w:cs="Calibri" w:eastAsia="Calibri" w:hAnsi="Calibri"/>
+                <w:b w:val="false"/>
+                <w:bCs w:val="false"/>
+                <w:sz w:val="20"/>
+                <w:szCs w:val="20"/>
+              </w:rPr>
+              <w:t xml:space="preserve">Cuando hay una respuesta de un Operador “Pendiente de aprobación”</w:t>
+            </w:r>
+          </w:p>
+        </w:tc>
+      </w:tr>
+      <w:tr>
+        <w:tc>
+          <w:tcPr>
+            <w:tcW w:type="dxa" w:w="2000"/>
+            <w:tcBorders>
+              <w:top w:val="single" w:color="999999" w:sz="4"/>
+              <w:left w:val="single" w:color="999999" w:sz="4"/>
+              <w:bottom w:val="single" w:color="999999" w:sz="4"/>
+              <w:right w:val="single" w:color="999999" w:sz="4"/>
+            </w:tcBorders>
+            <w:tcMar>
+              <w:top w:type="dxa" w:w="60"/>
+              <w:left w:type="dxa" w:w="100"/>
+              <w:bottom w:type="dxa" w:w="60"/>
+              <w:right w:type="dxa" w:w="100"/>
+            </w:tcMar>
+          </w:tcPr>
+          <w:p>
+            <w:r>
+              <w:rPr>
+                <w:rFonts w:ascii="Calibri" w:cs="Calibri" w:eastAsia="Calibri" w:hAnsi="Calibri"/>
+                <w:b w:val="false"/>
+                <w:bCs w:val="false"/>
+                <w:sz w:val="20"/>
+                <w:szCs w:val="20"/>
+              </w:rPr>
+              <w:t xml:space="preserve">Reasignar</w:t>
+            </w:r>
+          </w:p>
+        </w:tc>
+        <w:tc>
+          <w:tcPr>
+            <w:tcW w:type="dxa" w:w="3300"/>
+            <w:tcBorders>
+              <w:top w:val="single" w:color="999999" w:sz="4"/>
+              <w:left w:val="single" w:color="999999" w:sz="4"/>
+              <w:bottom w:val="single" w:color="999999" w:sz="4"/>
+              <w:right w:val="single" w:color="999999" w:sz="4"/>
+            </w:tcBorders>
+            <w:tcMar>
+              <w:top w:type="dxa" w:w="60"/>
+              <w:left w:type="dxa" w:w="100"/>
+              <w:bottom w:type="dxa" w:w="60"/>
+              <w:right w:type="dxa" w:w="100"/>
+            </w:tcMar>
+          </w:tcPr>
+          <w:p>
+            <w:r>
+              <w:rPr>
+                <w:rFonts w:ascii="Calibri" w:cs="Calibri" w:eastAsia="Calibri" w:hAnsi="Calibri"/>
+                <w:b w:val="false"/>
+                <w:bCs w:val="false"/>
+                <w:sz w:val="20"/>
+                <w:szCs w:val="20"/>
+              </w:rPr>
+              <w:t xml:space="preserve">Administrador General y Gerente</w:t>
+            </w:r>
+          </w:p>
+        </w:tc>
+        <w:tc>
+          <w:tcPr>
+            <w:tcW w:type="dxa" w:w="4060"/>
+            <w:tcBorders>
+              <w:top w:val="single" w:color="999999" w:sz="4"/>
+              <w:left w:val="single" w:color="999999" w:sz="4"/>
+              <w:bottom w:val="single" w:color="999999" w:sz="4"/>
+              <w:right w:val="single" w:color="999999" w:sz="4"/>
+            </w:tcBorders>
+            <w:tcMar>
+              <w:top w:type="dxa" w:w="60"/>
+              <w:left w:type="dxa" w:w="100"/>
+              <w:bottom w:type="dxa" w:w="60"/>
+              <w:right w:type="dxa" w:w="100"/>
+            </w:tcMar>
+          </w:tcPr>
+          <w:p>
+            <w:r>
+              <w:rPr>
+                <w:rFonts w:ascii="Calibri" w:cs="Calibri" w:eastAsia="Calibri" w:hAnsi="Calibri"/>
+                <w:b w:val="false"/>
+                <w:bCs w:val="false"/>
+                <w:sz w:val="20"/>
+                <w:szCs w:val="20"/>
+              </w:rPr>
+              <w:t xml:space="preserve">Cuando el caso tiene responsable y no está Resuelto, Cerrado ni Cancelado</w:t>
+            </w:r>
+          </w:p>
+        </w:tc>
+      </w:tr>
+      <w:tr>
+        <w:tc>
+          <w:tcPr>
+            <w:tcW w:type="dxa" w:w="2000"/>
+            <w:tcBorders>
+              <w:top w:val="single" w:color="999999" w:sz="4"/>
+              <w:left w:val="single" w:color="999999" w:sz="4"/>
+              <w:bottom w:val="single" w:color="999999" w:sz="4"/>
+              <w:right w:val="single" w:color="999999" w:sz="4"/>
+            </w:tcBorders>
+            <w:tcMar>
+              <w:top w:type="dxa" w:w="60"/>
+              <w:left w:type="dxa" w:w="100"/>
+              <w:bottom w:type="dxa" w:w="60"/>
+              <w:right w:type="dxa" w:w="100"/>
+            </w:tcMar>
+          </w:tcPr>
+          <w:p>
+            <w:r>
+              <w:rPr>
+                <w:rFonts w:ascii="Calibri" w:cs="Calibri" w:eastAsia="Calibri" w:hAnsi="Calibri"/>
+                <w:b w:val="false"/>
+                <w:bCs w:val="false"/>
+                <w:sz w:val="20"/>
+                <w:szCs w:val="20"/>
+              </w:rPr>
+              <w:t xml:space="preserve">Responder</w:t>
+            </w:r>
+          </w:p>
+        </w:tc>
+        <w:tc>
+          <w:tcPr>
+            <w:tcW w:type="dxa" w:w="3300"/>
+            <w:tcBorders>
+              <w:top w:val="single" w:color="999999" w:sz="4"/>
+              <w:left w:val="single" w:color="999999" w:sz="4"/>
+              <w:bottom w:val="single" w:color="999999" w:sz="4"/>
+              <w:right w:val="single" w:color="999999" w:sz="4"/>
+            </w:tcBorders>
+            <w:tcMar>
+              <w:top w:type="dxa" w:w="60"/>
+              <w:left w:type="dxa" w:w="100"/>
+              <w:bottom w:type="dxa" w:w="60"/>
+              <w:right w:type="dxa" w:w="100"/>
+            </w:tcMar>
+          </w:tcPr>
+          <w:p>
+            <w:r>
+              <w:rPr>
+                <w:rFonts w:ascii="Calibri" w:cs="Calibri" w:eastAsia="Calibri" w:hAnsi="Calibri"/>
+                <w:b w:val="false"/>
+                <w:bCs w:val="false"/>
+                <w:sz w:val="20"/>
+                <w:szCs w:val="20"/>
+              </w:rPr>
+              <w:t xml:space="preserve">Administrador General, Gerente y Operador</w:t>
+            </w:r>
+          </w:p>
+        </w:tc>
+        <w:tc>
+          <w:tcPr>
+            <w:tcW w:type="dxa" w:w="4060"/>
+            <w:tcBorders>
+              <w:top w:val="single" w:color="999999" w:sz="4"/>
+              <w:left w:val="single" w:color="999999" w:sz="4"/>
+              <w:bottom w:val="single" w:color="999999" w:sz="4"/>
+              <w:right w:val="single" w:color="999999" w:sz="4"/>
+            </w:tcBorders>
+            <w:tcMar>
+              <w:top w:type="dxa" w:w="60"/>
+              <w:left w:type="dxa" w:w="100"/>
+              <w:bottom w:type="dxa" w:w="60"/>
+              <w:right w:type="dxa" w:w="100"/>
+            </w:tcMar>
+          </w:tcPr>
+          <w:p>
+            <w:r>
+              <w:rPr>
+                <w:rFonts w:ascii="Calibri" w:cs="Calibri" w:eastAsia="Calibri" w:hAnsi="Calibri"/>
+                <w:b w:val="false"/>
+                <w:bCs w:val="false"/>
+                <w:sz w:val="20"/>
+                <w:szCs w:val="20"/>
+              </w:rPr>
+              <w:t xml:space="preserve">Cuando el caso está En Proceso, tiene responsable y no tiene respuesta pendiente (el Operador, solo si es el responsable)</w:t>
+            </w:r>
+          </w:p>
+        </w:tc>
+      </w:tr>
+    </w:tbl>
+    <w:p>
+      <w:pPr>
+        <w:spacing w:after="100"/>
+      </w:pPr>
+      <w:r>
+        <w:rPr>
+          <w:rFonts w:ascii="Calibri" w:cs="Calibri" w:eastAsia="Calibri" w:hAnsi="Calibri"/>
+          <w:sz w:val="22"/>
+          <w:szCs w:val="22"/>
+        </w:rPr>
+        <w:t xml:space="preserve"/>
       </w:r>
     </w:p>
     <w:p>
@@ -808,7 +1421,7 @@
           <w:sz w:val="22"/>
           <w:szCs w:val="22"/>
         </w:rPr>
-        <w:t xml:space="preserve">El usuario selecciona un caso para consultar su información.</w:t>
+        <w:t xml:space="preserve">El usuario presiona “Gestionar” en el caso que desea atender.</w:t>
       </w:r>
     </w:p>
     <w:p>
@@ -826,7 +1439,7 @@
           <w:sz w:val="22"/>
           <w:szCs w:val="22"/>
         </w:rPr>
-        <w:t xml:space="preserve">El sistema muestra el detalle del caso, incluyendo tipo, categoría, sucursal, estado actual y demás información registrada.</w:t>
+        <w:t xml:space="preserve">El sistema abre la ventana “Gestionar Caso: &lt;código&gt;”, que muestra el tipo, la categoría, el motivo inicial y el detalle del caso (FA04).</w:t>
       </w:r>
     </w:p>
     <w:p>
@@ -844,7 +1457,7 @@
           <w:sz w:val="22"/>
           <w:szCs w:val="22"/>
         </w:rPr>
-        <w:t xml:space="preserve">El usuario selecciona y asigna los datos de gestión (FA01, FA04):</w:t>
+        <w:t xml:space="preserve">En la ventana, el usuario completa los datos de gestión (FA01, FA06):</w:t>
       </w:r>
     </w:p>
     <w:tbl>
@@ -1016,7 +1629,7 @@
                 <w:sz w:val="20"/>
                 <w:szCs w:val="20"/>
               </w:rPr>
-              <w:t xml:space="preserve">empleado responsable asignado</w:t>
+              <w:t xml:space="preserve">Empleado responsable asignado (opcional)</w:t>
             </w:r>
           </w:p>
         </w:tc>
@@ -1045,7 +1658,7 @@
                 <w:sz w:val="20"/>
                 <w:szCs w:val="20"/>
               </w:rPr>
-              <w:t xml:space="preserve">catalogo_empleado</w:t>
+              <w:t xml:space="preserve">lista de empleados activos</w:t>
             </w:r>
           </w:p>
         </w:tc>
@@ -1134,7 +1747,7 @@
                 <w:sz w:val="20"/>
                 <w:szCs w:val="20"/>
               </w:rPr>
-              <w:t xml:space="preserve">nuevo estado del caso</w:t>
+              <w:t xml:space="preserve">Nuevo estado del caso (*)</w:t>
             </w:r>
           </w:p>
         </w:tc>
@@ -1163,7 +1776,7 @@
                 <w:sz w:val="20"/>
                 <w:szCs w:val="20"/>
               </w:rPr>
-              <w:t xml:space="preserve">catalogo_estado</w:t>
+              <w:t xml:space="preserve">lista con solo los estados permitidos desde el estado actual</w:t>
             </w:r>
           </w:p>
         </w:tc>
@@ -1252,7 +1865,7 @@
                 <w:sz w:val="20"/>
                 <w:szCs w:val="20"/>
               </w:rPr>
-              <w:t xml:space="preserve">observaciones y notas internas</w:t>
+              <w:t xml:space="preserve">Observaciones y notas internas (opcional)</w:t>
             </w:r>
           </w:p>
         </w:tc>
@@ -1373,7 +1986,7 @@
           <w:sz w:val="22"/>
           <w:szCs w:val="22"/>
         </w:rPr>
-        <w:t xml:space="preserve">El sistema registra la asignación y valida la transición de estado de acuerdo con el flujo establecido (FA01, FA02, FA03):</w:t>
+        <w:t xml:space="preserve">La lista “Nuevo estado del caso” solo ofrece las transiciones válidas según el flujo establecido:</w:t>
       </w:r>
     </w:p>
     <w:tbl>
@@ -1812,7 +2425,7 @@
                 <w:sz w:val="20"/>
                 <w:szCs w:val="20"/>
               </w:rPr>
-              <w:t xml:space="preserve">(ninguno; solo se reabre por solicitud del usuario, CU-06)</w:t>
+              <w:t xml:space="preserve">(ninguno; solo se reabre por solicitud del cliente, CU-06)</w:t>
             </w:r>
           </w:p>
         </w:tc>
@@ -1846,7 +2459,7 @@
           <w:sz w:val="22"/>
           <w:szCs w:val="22"/>
         </w:rPr>
-        <w:t xml:space="preserve">El sistema guarda los cambios realizados en la base de datos.</w:t>
+        <w:t xml:space="preserve">El usuario presiona el botón “Guardar Cambios” (FA02, FA03). El botón “Cancelar” cierra la ventana sin guardar.</w:t>
       </w:r>
     </w:p>
     <w:p>
@@ -1864,7 +2477,7 @@
           <w:sz w:val="22"/>
           <w:szCs w:val="22"/>
         </w:rPr>
-        <w:t xml:space="preserve">El sistema registra la modificación en la bitácora de auditoría (CU-10).</w:t>
+        <w:t xml:space="preserve">El sistema valida la transición, guarda la asignación, el nuevo estado y las observaciones, y registra el cambio en la bitácora de auditoría (CU-10).</w:t>
       </w:r>
     </w:p>
     <w:p>
@@ -1882,7 +2495,25 @@
           <w:sz w:val="22"/>
           <w:szCs w:val="22"/>
         </w:rPr>
-        <w:t xml:space="preserve">El sistema genera la notificación correspondiente al usuario y al responsable cuando el cambio lo requiera (CU-10).</w:t>
+        <w:t xml:space="preserve">El sistema notifica al cliente y al responsable cuando el cambio lo requiere (CU-10).</w:t>
+      </w:r>
+    </w:p>
+    <w:p>
+      <w:pPr>
+        <w:pStyle w:val="ListParagraph"/>
+        <w:numPr>
+          <w:ilvl w:val="0"/>
+          <w:numId w:val="3"/>
+        </w:numPr>
+        <w:spacing w:after="80"/>
+      </w:pPr>
+      <w:r>
+        <w:rPr>
+          <w:rFonts w:ascii="Calibri" w:cs="Calibri" w:eastAsia="Calibri" w:hAnsi="Calibri"/>
+          <w:sz w:val="22"/>
+          <w:szCs w:val="22"/>
+        </w:rPr>
+        <w:t xml:space="preserve">El sistema muestra el mensaje de éxito “Gestión guardada exitosamente.” y actualiza la fila del caso en la tabla.</w:t>
       </w:r>
     </w:p>
     <w:p>
@@ -1934,7 +2565,7 @@
           <w:sz w:val="22"/>
           <w:szCs w:val="22"/>
         </w:rPr>
-        <w:t xml:space="preserve">El Administrador General, Gerente u Operador accede al panel de casos.</w:t>
+        <w:t xml:space="preserve">En la “Bandeja de casos”, el usuario (Administrador General, Gerente u Operador) ubica un caso En Proceso con responsable asignado y presiona el botón “Responder” (FA09).</w:t>
       </w:r>
     </w:p>
     <w:p>
@@ -1952,43 +2583,7 @@
           <w:sz w:val="22"/>
           <w:szCs w:val="22"/>
         </w:rPr>
-        <w:t xml:space="preserve">El usuario selecciona un caso asignado en estado “En Proceso”.</w:t>
-      </w:r>
-    </w:p>
-    <w:p>
-      <w:pPr>
-        <w:pStyle w:val="ListParagraph"/>
-        <w:numPr>
-          <w:ilvl w:val="0"/>
-          <w:numId w:val="4"/>
-        </w:numPr>
-        <w:spacing w:after="80"/>
-      </w:pPr>
-      <w:r>
-        <w:rPr>
-          <w:rFonts w:ascii="Calibri" w:cs="Calibri" w:eastAsia="Calibri" w:hAnsi="Calibri"/>
-          <w:sz w:val="22"/>
-          <w:szCs w:val="22"/>
-        </w:rPr>
-        <w:t xml:space="preserve">El sistema muestra el detalle del caso y su historial de atención.</w:t>
-      </w:r>
-    </w:p>
-    <w:p>
-      <w:pPr>
-        <w:pStyle w:val="ListParagraph"/>
-        <w:numPr>
-          <w:ilvl w:val="0"/>
-          <w:numId w:val="4"/>
-        </w:numPr>
-        <w:spacing w:after="80"/>
-      </w:pPr>
-      <w:r>
-        <w:rPr>
-          <w:rFonts w:ascii="Calibri" w:cs="Calibri" w:eastAsia="Calibri" w:hAnsi="Calibri"/>
-          <w:sz w:val="22"/>
-          <w:szCs w:val="22"/>
-        </w:rPr>
-        <w:t xml:space="preserve">El usuario redacta y completa la información de la respuesta oficial (FA05, FA06, FA07):</w:t>
+        <w:t xml:space="preserve">El sistema abre la ventana “Emitir Respuesta Oficial — &lt;código&gt;”, con el caso y el destinatario cliente, y solicita (FA07, FA08):</w:t>
       </w:r>
     </w:p>
     <w:tbl>
@@ -2160,7 +2755,7 @@
                 <w:sz w:val="20"/>
                 <w:szCs w:val="20"/>
               </w:rPr>
-              <w:t xml:space="preserve">título o resumen de la respuesta</w:t>
+              <w:t xml:space="preserve">Título o resumen de la respuesta (*)</w:t>
             </w:r>
           </w:p>
         </w:tc>
@@ -2278,7 +2873,7 @@
                 <w:sz w:val="20"/>
                 <w:szCs w:val="20"/>
               </w:rPr>
-              <w:t xml:space="preserve">cuerpo de la respuesta oficial / acciones tomadas</w:t>
+              <w:t xml:space="preserve">Cuerpo de la respuesta oficial / acciones tomadas (*)</w:t>
             </w:r>
           </w:p>
         </w:tc>
@@ -2396,7 +2991,7 @@
                 <w:sz w:val="20"/>
                 <w:szCs w:val="20"/>
               </w:rPr>
-              <w:t xml:space="preserve">acciones de compensación / seguimiento</w:t>
+              <w:t xml:space="preserve">Acciones de compensación / seguimiento (opcional)</w:t>
             </w:r>
           </w:p>
         </w:tc>
@@ -2517,7 +3112,7 @@
           <w:sz w:val="22"/>
           <w:szCs w:val="22"/>
         </w:rPr>
-        <w:t xml:space="preserve">El usuario revisa la información de la respuesta.</w:t>
+        <w:t xml:space="preserve">Si quien responde es un Operador, la ventana avisa: “Su respuesta quedará pendiente del visto bueno del Gerente.” (FA05).</w:t>
       </w:r>
     </w:p>
     <w:p>
@@ -2535,7 +3130,7 @@
           <w:sz w:val="22"/>
           <w:szCs w:val="22"/>
         </w:rPr>
-        <w:t xml:space="preserve">El usuario confirma y envía la respuesta.</w:t>
+        <w:t xml:space="preserve">El usuario redacta la respuesta, la revisa y presiona el botón “Enviar Respuesta Oficial”.</w:t>
       </w:r>
     </w:p>
     <w:p>
@@ -2553,7 +3148,7 @@
           <w:sz w:val="22"/>
           <w:szCs w:val="22"/>
         </w:rPr>
-        <w:t xml:space="preserve">El sistema valida que la respuesta contenga la información requerida.</w:t>
+        <w:t xml:space="preserve">El sistema valida la información, registra la respuesta en el caso con el nombre de quien la emitió, la fecha y la hora, y la deja en el historial del caso.</w:t>
       </w:r>
     </w:p>
     <w:p>
@@ -2571,7 +3166,7 @@
           <w:sz w:val="22"/>
           <w:szCs w:val="22"/>
         </w:rPr>
-        <w:t xml:space="preserve">El sistema registra la respuesta asociada al caso en la base de datos, identificando al usuario que la emitió, con fecha y hora.</w:t>
+        <w:t xml:space="preserve">Si la respuesta la emitió el Administrador General o un Gerente, el sistema cambia el estado del caso a “Resuelto”; si la emitió un Operador, el caso continúa “En Proceso” hasta que sea aprobada (FA05).</w:t>
       </w:r>
     </w:p>
     <w:p>
@@ -2589,7 +3184,7 @@
           <w:sz w:val="22"/>
           <w:szCs w:val="22"/>
         </w:rPr>
-        <w:t xml:space="preserve">El sistema actualiza automáticamente el estado del caso a “Resuelto” (si la respuesta fue emitida por un Operador, ver FA05).</w:t>
+        <w:t xml:space="preserve">El sistema registra la acción en la bitácora de auditoría y notifica al cliente que existe una respuesta oficial (CU-10).</w:t>
       </w:r>
     </w:p>
     <w:p>
@@ -2607,43 +3202,630 @@
           <w:sz w:val="22"/>
           <w:szCs w:val="22"/>
         </w:rPr>
-        <w:t xml:space="preserve">El sistema registra la acción en la bitácora de auditoría (CU-10).</w:t>
-      </w:r>
-    </w:p>
-    <w:p>
-      <w:pPr>
-        <w:pStyle w:val="ListParagraph"/>
-        <w:numPr>
-          <w:ilvl w:val="0"/>
-          <w:numId w:val="4"/>
-        </w:numPr>
-        <w:spacing w:after="80"/>
-      </w:pPr>
-      <w:r>
-        <w:rPr>
-          <w:rFonts w:ascii="Calibri" w:cs="Calibri" w:eastAsia="Calibri" w:hAnsi="Calibri"/>
-          <w:sz w:val="22"/>
-          <w:szCs w:val="22"/>
-        </w:rPr>
-        <w:t xml:space="preserve">El sistema notifica al usuario que existe una respuesta oficial disponible (CU-10).</w:t>
-      </w:r>
-    </w:p>
-    <w:p>
-      <w:pPr>
-        <w:pStyle w:val="ListParagraph"/>
-        <w:numPr>
-          <w:ilvl w:val="0"/>
-          <w:numId w:val="4"/>
-        </w:numPr>
-        <w:spacing w:after="80"/>
-      </w:pPr>
-      <w:r>
-        <w:rPr>
-          <w:rFonts w:ascii="Calibri" w:cs="Calibri" w:eastAsia="Calibri" w:hAnsi="Calibri"/>
-          <w:sz w:val="22"/>
-          <w:szCs w:val="22"/>
-        </w:rPr>
         <w:t xml:space="preserve">Fin del flujo normal básico 2.</w:t>
+      </w:r>
+    </w:p>
+    <w:p>
+      <w:pPr>
+        <w:keepNext/>
+        <w:spacing w:after="60" w:before="140"/>
+      </w:pPr>
+      <w:r>
+        <w:rPr>
+          <w:rFonts w:ascii="Calibri" w:cs="Calibri" w:eastAsia="Calibri" w:hAnsi="Calibri"/>
+          <w:b/>
+          <w:bCs/>
+          <w:sz w:val="22"/>
+          <w:szCs w:val="22"/>
+        </w:rPr>
+        <w:t xml:space="preserve">Flujo normal básico 3 – Reasignar un caso</w:t>
+      </w:r>
+    </w:p>
+    <w:p>
+      <w:pPr>
+        <w:pStyle w:val="ListParagraph"/>
+        <w:numPr>
+          <w:ilvl w:val="0"/>
+          <w:numId w:val="5"/>
+        </w:numPr>
+        <w:spacing w:after="80"/>
+      </w:pPr>
+      <w:r>
+        <w:rPr>
+          <w:rFonts w:ascii="Calibri" w:cs="Calibri" w:eastAsia="Calibri" w:hAnsi="Calibri"/>
+          <w:sz w:val="22"/>
+          <w:szCs w:val="22"/>
+        </w:rPr>
+        <w:t xml:space="preserve">En la “Bandeja de casos”, el Administrador General o el Gerente presiona “Reasignar” en el caso cuyo responsable desea cambiar.</w:t>
+      </w:r>
+    </w:p>
+    <w:p>
+      <w:pPr>
+        <w:pStyle w:val="ListParagraph"/>
+        <w:numPr>
+          <w:ilvl w:val="0"/>
+          <w:numId w:val="5"/>
+        </w:numPr>
+        <w:spacing w:after="80"/>
+      </w:pPr>
+      <w:r>
+        <w:rPr>
+          <w:rFonts w:ascii="Calibri" w:cs="Calibri" w:eastAsia="Calibri" w:hAnsi="Calibri"/>
+          <w:sz w:val="22"/>
+          <w:szCs w:val="22"/>
+        </w:rPr>
+        <w:t xml:space="preserve">El sistema abre la ventana “Reasignar Caso: &lt;código&gt;”, que muestra el responsable actual y el historial previo de transferencias, y solicita (FA10, FA11):</w:t>
+      </w:r>
+    </w:p>
+    <w:tbl>
+      <w:tblPr>
+        <w:tblW w:type="dxa" w:w="9360"/>
+        <w:tblBorders>
+          <w:top w:val="single" w:color="auto" w:sz="4"/>
+          <w:left w:val="single" w:color="auto" w:sz="4"/>
+          <w:bottom w:val="single" w:color="auto" w:sz="4"/>
+          <w:right w:val="single" w:color="auto" w:sz="4"/>
+          <w:insideH w:val="single" w:color="auto" w:sz="4"/>
+          <w:insideV w:val="single" w:color="auto" w:sz="4"/>
+        </w:tblBorders>
+      </w:tblPr>
+      <w:tblGrid>
+        <w:gridCol w:w="2600"/>
+        <w:gridCol w:w="3000"/>
+        <w:gridCol w:w="1500"/>
+        <w:gridCol w:w="2260"/>
+      </w:tblGrid>
+      <w:tr>
+        <w:trPr>
+          <w:tblHeader/>
+        </w:trPr>
+        <w:tc>
+          <w:tcPr>
+            <w:tcW w:type="dxa" w:w="2600"/>
+            <w:tcBorders>
+              <w:top w:val="single" w:color="999999" w:sz="4"/>
+              <w:left w:val="single" w:color="999999" w:sz="4"/>
+              <w:bottom w:val="single" w:color="999999" w:sz="4"/>
+              <w:right w:val="single" w:color="999999" w:sz="4"/>
+            </w:tcBorders>
+            <w:shd w:fill="D9E2F3" w:color="auto" w:val="clear"/>
+            <w:tcMar>
+              <w:top w:type="dxa" w:w="60"/>
+              <w:left w:type="dxa" w:w="100"/>
+              <w:bottom w:type="dxa" w:w="60"/>
+              <w:right w:type="dxa" w:w="100"/>
+            </w:tcMar>
+          </w:tcPr>
+          <w:p>
+            <w:r>
+              <w:rPr>
+                <w:rFonts w:ascii="Calibri" w:cs="Calibri" w:eastAsia="Calibri" w:hAnsi="Calibri"/>
+                <w:b/>
+                <w:bCs/>
+                <w:sz w:val="20"/>
+                <w:szCs w:val="20"/>
+              </w:rPr>
+              <w:t xml:space="preserve">Nombre</w:t>
+            </w:r>
+          </w:p>
+        </w:tc>
+        <w:tc>
+          <w:tcPr>
+            <w:tcW w:type="dxa" w:w="3000"/>
+            <w:tcBorders>
+              <w:top w:val="single" w:color="999999" w:sz="4"/>
+              <w:left w:val="single" w:color="999999" w:sz="4"/>
+              <w:bottom w:val="single" w:color="999999" w:sz="4"/>
+              <w:right w:val="single" w:color="999999" w:sz="4"/>
+            </w:tcBorders>
+            <w:shd w:fill="D9E2F3" w:color="auto" w:val="clear"/>
+            <w:tcMar>
+              <w:top w:type="dxa" w:w="60"/>
+              <w:left w:type="dxa" w:w="100"/>
+              <w:bottom w:type="dxa" w:w="60"/>
+              <w:right w:type="dxa" w:w="100"/>
+            </w:tcMar>
+          </w:tcPr>
+          <w:p>
+            <w:r>
+              <w:rPr>
+                <w:rFonts w:ascii="Calibri" w:cs="Calibri" w:eastAsia="Calibri" w:hAnsi="Calibri"/>
+                <w:b/>
+                <w:bCs/>
+                <w:sz w:val="20"/>
+                <w:szCs w:val="20"/>
+              </w:rPr>
+              <w:t xml:space="preserve">Tipo</w:t>
+            </w:r>
+          </w:p>
+        </w:tc>
+        <w:tc>
+          <w:tcPr>
+            <w:tcW w:type="dxa" w:w="1500"/>
+            <w:tcBorders>
+              <w:top w:val="single" w:color="999999" w:sz="4"/>
+              <w:left w:val="single" w:color="999999" w:sz="4"/>
+              <w:bottom w:val="single" w:color="999999" w:sz="4"/>
+              <w:right w:val="single" w:color="999999" w:sz="4"/>
+            </w:tcBorders>
+            <w:shd w:fill="D9E2F3" w:color="auto" w:val="clear"/>
+            <w:tcMar>
+              <w:top w:type="dxa" w:w="60"/>
+              <w:left w:type="dxa" w:w="100"/>
+              <w:bottom w:type="dxa" w:w="60"/>
+              <w:right w:type="dxa" w:w="100"/>
+            </w:tcMar>
+          </w:tcPr>
+          <w:p>
+            <w:r>
+              <w:rPr>
+                <w:rFonts w:ascii="Calibri" w:cs="Calibri" w:eastAsia="Calibri" w:hAnsi="Calibri"/>
+                <w:b/>
+                <w:bCs/>
+                <w:sz w:val="20"/>
+                <w:szCs w:val="20"/>
+              </w:rPr>
+              <w:t xml:space="preserve">Obligatoriedad</w:t>
+            </w:r>
+          </w:p>
+        </w:tc>
+        <w:tc>
+          <w:tcPr>
+            <w:tcW w:type="dxa" w:w="2260"/>
+            <w:tcBorders>
+              <w:top w:val="single" w:color="999999" w:sz="4"/>
+              <w:left w:val="single" w:color="999999" w:sz="4"/>
+              <w:bottom w:val="single" w:color="999999" w:sz="4"/>
+              <w:right w:val="single" w:color="999999" w:sz="4"/>
+            </w:tcBorders>
+            <w:shd w:fill="D9E2F3" w:color="auto" w:val="clear"/>
+            <w:tcMar>
+              <w:top w:type="dxa" w:w="60"/>
+              <w:left w:type="dxa" w:w="100"/>
+              <w:bottom w:type="dxa" w:w="60"/>
+              <w:right w:type="dxa" w:w="100"/>
+            </w:tcMar>
+          </w:tcPr>
+          <w:p>
+            <w:r>
+              <w:rPr>
+                <w:rFonts w:ascii="Calibri" w:cs="Calibri" w:eastAsia="Calibri" w:hAnsi="Calibri"/>
+                <w:b/>
+                <w:bCs/>
+                <w:sz w:val="20"/>
+                <w:szCs w:val="20"/>
+              </w:rPr>
+              <w:t xml:space="preserve">Tamaño</w:t>
+            </w:r>
+          </w:p>
+        </w:tc>
+      </w:tr>
+      <w:tr>
+        <w:tc>
+          <w:tcPr>
+            <w:tcW w:type="dxa" w:w="2600"/>
+            <w:tcBorders>
+              <w:top w:val="single" w:color="999999" w:sz="4"/>
+              <w:left w:val="single" w:color="999999" w:sz="4"/>
+              <w:bottom w:val="single" w:color="999999" w:sz="4"/>
+              <w:right w:val="single" w:color="999999" w:sz="4"/>
+            </w:tcBorders>
+            <w:tcMar>
+              <w:top w:type="dxa" w:w="60"/>
+              <w:left w:type="dxa" w:w="100"/>
+              <w:bottom w:type="dxa" w:w="60"/>
+              <w:right w:type="dxa" w:w="100"/>
+            </w:tcMar>
+          </w:tcPr>
+          <w:p>
+            <w:r>
+              <w:rPr>
+                <w:rFonts w:ascii="Calibri" w:cs="Calibri" w:eastAsia="Calibri" w:hAnsi="Calibri"/>
+                <w:b w:val="false"/>
+                <w:bCs w:val="false"/>
+                <w:sz w:val="20"/>
+                <w:szCs w:val="20"/>
+              </w:rPr>
+              <w:t xml:space="preserve">Nuevo empleado responsable (*)</w:t>
+            </w:r>
+          </w:p>
+        </w:tc>
+        <w:tc>
+          <w:tcPr>
+            <w:tcW w:type="dxa" w:w="3000"/>
+            <w:tcBorders>
+              <w:top w:val="single" w:color="999999" w:sz="4"/>
+              <w:left w:val="single" w:color="999999" w:sz="4"/>
+              <w:bottom w:val="single" w:color="999999" w:sz="4"/>
+              <w:right w:val="single" w:color="999999" w:sz="4"/>
+            </w:tcBorders>
+            <w:tcMar>
+              <w:top w:type="dxa" w:w="60"/>
+              <w:left w:type="dxa" w:w="100"/>
+              <w:bottom w:type="dxa" w:w="60"/>
+              <w:right w:type="dxa" w:w="100"/>
+            </w:tcMar>
+          </w:tcPr>
+          <w:p>
+            <w:r>
+              <w:rPr>
+                <w:rFonts w:ascii="Calibri" w:cs="Calibri" w:eastAsia="Calibri" w:hAnsi="Calibri"/>
+                <w:b w:val="false"/>
+                <w:bCs w:val="false"/>
+                <w:sz w:val="20"/>
+                <w:szCs w:val="20"/>
+              </w:rPr>
+              <w:t xml:space="preserve">lista de empleados activos</w:t>
+            </w:r>
+          </w:p>
+        </w:tc>
+        <w:tc>
+          <w:tcPr>
+            <w:tcW w:type="dxa" w:w="1500"/>
+            <w:tcBorders>
+              <w:top w:val="single" w:color="999999" w:sz="4"/>
+              <w:left w:val="single" w:color="999999" w:sz="4"/>
+              <w:bottom w:val="single" w:color="999999" w:sz="4"/>
+              <w:right w:val="single" w:color="999999" w:sz="4"/>
+            </w:tcBorders>
+            <w:tcMar>
+              <w:top w:type="dxa" w:w="60"/>
+              <w:left w:type="dxa" w:w="100"/>
+              <w:bottom w:type="dxa" w:w="60"/>
+              <w:right w:type="dxa" w:w="100"/>
+            </w:tcMar>
+          </w:tcPr>
+          <w:p>
+            <w:r>
+              <w:rPr>
+                <w:rFonts w:ascii="Calibri" w:cs="Calibri" w:eastAsia="Calibri" w:hAnsi="Calibri"/>
+                <w:b w:val="false"/>
+                <w:bCs w:val="false"/>
+                <w:sz w:val="20"/>
+                <w:szCs w:val="20"/>
+              </w:rPr>
+              <w:t xml:space="preserve">Sí</w:t>
+            </w:r>
+          </w:p>
+        </w:tc>
+        <w:tc>
+          <w:tcPr>
+            <w:tcW w:type="dxa" w:w="2260"/>
+            <w:tcBorders>
+              <w:top w:val="single" w:color="999999" w:sz="4"/>
+              <w:left w:val="single" w:color="999999" w:sz="4"/>
+              <w:bottom w:val="single" w:color="999999" w:sz="4"/>
+              <w:right w:val="single" w:color="999999" w:sz="4"/>
+            </w:tcBorders>
+            <w:tcMar>
+              <w:top w:type="dxa" w:w="60"/>
+              <w:left w:type="dxa" w:w="100"/>
+              <w:bottom w:type="dxa" w:w="60"/>
+              <w:right w:type="dxa" w:w="100"/>
+            </w:tcMar>
+          </w:tcPr>
+          <w:p>
+            <w:r>
+              <w:rPr>
+                <w:rFonts w:ascii="Calibri" w:cs="Calibri" w:eastAsia="Calibri" w:hAnsi="Calibri"/>
+                <w:b w:val="false"/>
+                <w:bCs w:val="false"/>
+                <w:sz w:val="20"/>
+                <w:szCs w:val="20"/>
+              </w:rPr>
+              <w:t xml:space="preserve">—</w:t>
+            </w:r>
+          </w:p>
+        </w:tc>
+      </w:tr>
+      <w:tr>
+        <w:tc>
+          <w:tcPr>
+            <w:tcW w:type="dxa" w:w="2600"/>
+            <w:tcBorders>
+              <w:top w:val="single" w:color="999999" w:sz="4"/>
+              <w:left w:val="single" w:color="999999" w:sz="4"/>
+              <w:bottom w:val="single" w:color="999999" w:sz="4"/>
+              <w:right w:val="single" w:color="999999" w:sz="4"/>
+            </w:tcBorders>
+            <w:tcMar>
+              <w:top w:type="dxa" w:w="60"/>
+              <w:left w:type="dxa" w:w="100"/>
+              <w:bottom w:type="dxa" w:w="60"/>
+              <w:right w:type="dxa" w:w="100"/>
+            </w:tcMar>
+          </w:tcPr>
+          <w:p>
+            <w:r>
+              <w:rPr>
+                <w:rFonts w:ascii="Calibri" w:cs="Calibri" w:eastAsia="Calibri" w:hAnsi="Calibri"/>
+                <w:b w:val="false"/>
+                <w:bCs w:val="false"/>
+                <w:sz w:val="20"/>
+                <w:szCs w:val="20"/>
+              </w:rPr>
+              <w:t xml:space="preserve">Motivo de la reasignación (*)</w:t>
+            </w:r>
+          </w:p>
+        </w:tc>
+        <w:tc>
+          <w:tcPr>
+            <w:tcW w:type="dxa" w:w="3000"/>
+            <w:tcBorders>
+              <w:top w:val="single" w:color="999999" w:sz="4"/>
+              <w:left w:val="single" w:color="999999" w:sz="4"/>
+              <w:bottom w:val="single" w:color="999999" w:sz="4"/>
+              <w:right w:val="single" w:color="999999" w:sz="4"/>
+            </w:tcBorders>
+            <w:tcMar>
+              <w:top w:type="dxa" w:w="60"/>
+              <w:left w:type="dxa" w:w="100"/>
+              <w:bottom w:type="dxa" w:w="60"/>
+              <w:right w:type="dxa" w:w="100"/>
+            </w:tcMar>
+          </w:tcPr>
+          <w:p>
+            <w:r>
+              <w:rPr>
+                <w:rFonts w:ascii="Calibri" w:cs="Calibri" w:eastAsia="Calibri" w:hAnsi="Calibri"/>
+                <w:b w:val="false"/>
+                <w:bCs w:val="false"/>
+                <w:sz w:val="20"/>
+                <w:szCs w:val="20"/>
+              </w:rPr>
+              <w:t xml:space="preserve">texto alfanumérico</w:t>
+            </w:r>
+          </w:p>
+        </w:tc>
+        <w:tc>
+          <w:tcPr>
+            <w:tcW w:type="dxa" w:w="1500"/>
+            <w:tcBorders>
+              <w:top w:val="single" w:color="999999" w:sz="4"/>
+              <w:left w:val="single" w:color="999999" w:sz="4"/>
+              <w:bottom w:val="single" w:color="999999" w:sz="4"/>
+              <w:right w:val="single" w:color="999999" w:sz="4"/>
+            </w:tcBorders>
+            <w:tcMar>
+              <w:top w:type="dxa" w:w="60"/>
+              <w:left w:type="dxa" w:w="100"/>
+              <w:bottom w:type="dxa" w:w="60"/>
+              <w:right w:type="dxa" w:w="100"/>
+            </w:tcMar>
+          </w:tcPr>
+          <w:p>
+            <w:r>
+              <w:rPr>
+                <w:rFonts w:ascii="Calibri" w:cs="Calibri" w:eastAsia="Calibri" w:hAnsi="Calibri"/>
+                <w:b w:val="false"/>
+                <w:bCs w:val="false"/>
+                <w:sz w:val="20"/>
+                <w:szCs w:val="20"/>
+              </w:rPr>
+              <w:t xml:space="preserve">Sí</w:t>
+            </w:r>
+          </w:p>
+        </w:tc>
+        <w:tc>
+          <w:tcPr>
+            <w:tcW w:type="dxa" w:w="2260"/>
+            <w:tcBorders>
+              <w:top w:val="single" w:color="999999" w:sz="4"/>
+              <w:left w:val="single" w:color="999999" w:sz="4"/>
+              <w:bottom w:val="single" w:color="999999" w:sz="4"/>
+              <w:right w:val="single" w:color="999999" w:sz="4"/>
+            </w:tcBorders>
+            <w:tcMar>
+              <w:top w:type="dxa" w:w="60"/>
+              <w:left w:type="dxa" w:w="100"/>
+              <w:bottom w:type="dxa" w:w="60"/>
+              <w:right w:type="dxa" w:w="100"/>
+            </w:tcMar>
+          </w:tcPr>
+          <w:p>
+            <w:r>
+              <w:rPr>
+                <w:rFonts w:ascii="Calibri" w:cs="Calibri" w:eastAsia="Calibri" w:hAnsi="Calibri"/>
+                <w:b w:val="false"/>
+                <w:bCs w:val="false"/>
+                <w:sz w:val="20"/>
+                <w:szCs w:val="20"/>
+              </w:rPr>
+              <w:t xml:space="preserve">mínimo 10 y máximo 300 caracteres</w:t>
+            </w:r>
+          </w:p>
+        </w:tc>
+      </w:tr>
+    </w:tbl>
+    <w:p>
+      <w:pPr>
+        <w:spacing w:after="100"/>
+      </w:pPr>
+      <w:r>
+        <w:rPr>
+          <w:rFonts w:ascii="Calibri" w:cs="Calibri" w:eastAsia="Calibri" w:hAnsi="Calibri"/>
+          <w:sz w:val="22"/>
+          <w:szCs w:val="22"/>
+        </w:rPr>
+        <w:t xml:space="preserve"/>
+      </w:r>
+    </w:p>
+    <w:p>
+      <w:pPr>
+        <w:pStyle w:val="ListParagraph"/>
+        <w:numPr>
+          <w:ilvl w:val="0"/>
+          <w:numId w:val="5"/>
+        </w:numPr>
+        <w:spacing w:after="80"/>
+      </w:pPr>
+      <w:r>
+        <w:rPr>
+          <w:rFonts w:ascii="Calibri" w:cs="Calibri" w:eastAsia="Calibri" w:hAnsi="Calibri"/>
+          <w:sz w:val="22"/>
+          <w:szCs w:val="22"/>
+        </w:rPr>
+        <w:t xml:space="preserve">El usuario elige al nuevo responsable, escribe el motivo y presiona el botón “Confirmar Reasignación”.</w:t>
+      </w:r>
+    </w:p>
+    <w:p>
+      <w:pPr>
+        <w:pStyle w:val="ListParagraph"/>
+        <w:numPr>
+          <w:ilvl w:val="0"/>
+          <w:numId w:val="5"/>
+        </w:numPr>
+        <w:spacing w:after="80"/>
+      </w:pPr>
+      <w:r>
+        <w:rPr>
+          <w:rFonts w:ascii="Calibri" w:cs="Calibri" w:eastAsia="Calibri" w:hAnsi="Calibri"/>
+          <w:sz w:val="22"/>
+          <w:szCs w:val="22"/>
+        </w:rPr>
+        <w:t xml:space="preserve">El sistema guarda el cambio, conserva el registro de la transferencia en el historial y lo registra en la bitácora de auditoría (CU-10).</w:t>
+      </w:r>
+    </w:p>
+    <w:p>
+      <w:pPr>
+        <w:pStyle w:val="ListParagraph"/>
+        <w:numPr>
+          <w:ilvl w:val="0"/>
+          <w:numId w:val="5"/>
+        </w:numPr>
+        <w:spacing w:after="80"/>
+      </w:pPr>
+      <w:r>
+        <w:rPr>
+          <w:rFonts w:ascii="Calibri" w:cs="Calibri" w:eastAsia="Calibri" w:hAnsi="Calibri"/>
+          <w:sz w:val="22"/>
+          <w:szCs w:val="22"/>
+        </w:rPr>
+        <w:t xml:space="preserve">El sistema notifica al nuevo responsable (CU-10) y muestra el mensaje “Caso reasignado a &lt;nombre&gt; exitosamente.”</w:t>
+      </w:r>
+    </w:p>
+    <w:p>
+      <w:pPr>
+        <w:pStyle w:val="ListParagraph"/>
+        <w:numPr>
+          <w:ilvl w:val="0"/>
+          <w:numId w:val="5"/>
+        </w:numPr>
+        <w:spacing w:after="80"/>
+      </w:pPr>
+      <w:r>
+        <w:rPr>
+          <w:rFonts w:ascii="Calibri" w:cs="Calibri" w:eastAsia="Calibri" w:hAnsi="Calibri"/>
+          <w:sz w:val="22"/>
+          <w:szCs w:val="22"/>
+        </w:rPr>
+        <w:t xml:space="preserve">Fin del flujo normal básico 3.</w:t>
+      </w:r>
+    </w:p>
+    <w:p>
+      <w:pPr>
+        <w:keepNext/>
+        <w:spacing w:after="60" w:before="140"/>
+      </w:pPr>
+      <w:r>
+        <w:rPr>
+          <w:rFonts w:ascii="Calibri" w:cs="Calibri" w:eastAsia="Calibri" w:hAnsi="Calibri"/>
+          <w:b/>
+          <w:bCs/>
+          <w:sz w:val="22"/>
+          <w:szCs w:val="22"/>
+        </w:rPr>
+        <w:t xml:space="preserve">Flujo normal básico 4 – Aprobar la respuesta de un Operador</w:t>
+      </w:r>
+    </w:p>
+    <w:p>
+      <w:pPr>
+        <w:pStyle w:val="ListParagraph"/>
+        <w:numPr>
+          <w:ilvl w:val="0"/>
+          <w:numId w:val="6"/>
+        </w:numPr>
+        <w:spacing w:after="80"/>
+      </w:pPr>
+      <w:r>
+        <w:rPr>
+          <w:rFonts w:ascii="Calibri" w:cs="Calibri" w:eastAsia="Calibri" w:hAnsi="Calibri"/>
+          <w:sz w:val="22"/>
+          <w:szCs w:val="22"/>
+        </w:rPr>
+        <w:t xml:space="preserve">En la “Bandeja de casos”, el Administrador General o el Gerente ubica un caso cuya respuesta aparece como “Pendiente de aprobación” y presiona el botón “Aprobar respuesta”.</w:t>
+      </w:r>
+    </w:p>
+    <w:p>
+      <w:pPr>
+        <w:pStyle w:val="ListParagraph"/>
+        <w:numPr>
+          <w:ilvl w:val="0"/>
+          <w:numId w:val="6"/>
+        </w:numPr>
+        <w:spacing w:after="80"/>
+      </w:pPr>
+      <w:r>
+        <w:rPr>
+          <w:rFonts w:ascii="Calibri" w:cs="Calibri" w:eastAsia="Calibri" w:hAnsi="Calibri"/>
+          <w:sz w:val="22"/>
+          <w:szCs w:val="22"/>
+        </w:rPr>
+        <w:t xml:space="preserve">El sistema marca la respuesta como aprobada y cambia el estado del caso a “Resuelto”.</w:t>
+      </w:r>
+    </w:p>
+    <w:p>
+      <w:pPr>
+        <w:pStyle w:val="ListParagraph"/>
+        <w:numPr>
+          <w:ilvl w:val="0"/>
+          <w:numId w:val="6"/>
+        </w:numPr>
+        <w:spacing w:after="80"/>
+      </w:pPr>
+      <w:r>
+        <w:rPr>
+          <w:rFonts w:ascii="Calibri" w:cs="Calibri" w:eastAsia="Calibri" w:hAnsi="Calibri"/>
+          <w:sz w:val="22"/>
+          <w:szCs w:val="22"/>
+        </w:rPr>
+        <w:t xml:space="preserve">El sistema registra la acción en la bitácora de auditoría y notifica al cliente (CU-10).</w:t>
+      </w:r>
+    </w:p>
+    <w:p>
+      <w:pPr>
+        <w:pStyle w:val="ListParagraph"/>
+        <w:numPr>
+          <w:ilvl w:val="0"/>
+          <w:numId w:val="6"/>
+        </w:numPr>
+        <w:spacing w:after="80"/>
+      </w:pPr>
+      <w:r>
+        <w:rPr>
+          <w:rFonts w:ascii="Calibri" w:cs="Calibri" w:eastAsia="Calibri" w:hAnsi="Calibri"/>
+          <w:sz w:val="22"/>
+          <w:szCs w:val="22"/>
+        </w:rPr>
+        <w:t xml:space="preserve">El sistema muestra el mensaje: “Respuesta aprobada. El caso &lt;código&gt; quedó en estado Resuelto.”</w:t>
+      </w:r>
+    </w:p>
+    <w:p>
+      <w:pPr>
+        <w:pStyle w:val="ListParagraph"/>
+        <w:numPr>
+          <w:ilvl w:val="0"/>
+          <w:numId w:val="6"/>
+        </w:numPr>
+        <w:spacing w:after="80"/>
+      </w:pPr>
+      <w:r>
+        <w:rPr>
+          <w:rFonts w:ascii="Calibri" w:cs="Calibri" w:eastAsia="Calibri" w:hAnsi="Calibri"/>
+          <w:sz w:val="22"/>
+          <w:szCs w:val="22"/>
+        </w:rPr>
+        <w:t xml:space="preserve">Fin del flujo normal básico 4.</w:t>
       </w:r>
     </w:p>
     <w:p>
@@ -2676,79 +3858,20 @@
           <w:sz w:val="22"/>
           <w:szCs w:val="22"/>
         </w:rPr>
-        <w:t xml:space="preserve">FA01 – Cambio de estado no permitido:</w:t>
-      </w:r>
-    </w:p>
-    <w:p>
-      <w:pPr>
-        <w:pStyle w:val="ListParagraph"/>
-        <w:numPr>
-          <w:ilvl w:val="0"/>
-          <w:numId w:val="5"/>
-        </w:numPr>
-        <w:spacing w:after="80"/>
-      </w:pPr>
-      <w:r>
-        <w:rPr>
-          <w:rFonts w:ascii="Calibri" w:cs="Calibri" w:eastAsia="Calibri" w:hAnsi="Calibri"/>
-          <w:sz w:val="22"/>
-          <w:szCs w:val="22"/>
-        </w:rPr>
-        <w:t xml:space="preserve">El usuario intenta cambiar el caso a un estado que no corresponde con el flujo establecido.</w:t>
-      </w:r>
-    </w:p>
-    <w:p>
-      <w:pPr>
-        <w:pStyle w:val="ListParagraph"/>
-        <w:numPr>
-          <w:ilvl w:val="0"/>
-          <w:numId w:val="5"/>
-        </w:numPr>
-        <w:spacing w:after="80"/>
-      </w:pPr>
-      <w:r>
-        <w:rPr>
-          <w:rFonts w:ascii="Calibri" w:cs="Calibri" w:eastAsia="Calibri" w:hAnsi="Calibri"/>
-          <w:sz w:val="22"/>
-          <w:szCs w:val="22"/>
-        </w:rPr>
-        <w:t xml:space="preserve">El sistema rechaza el cambio y muestra el mensaje: “Cambio de estado no permitido. Estados permitidos: &lt;lista de estados permitidos&gt;”.</w:t>
-      </w:r>
-    </w:p>
-    <w:p>
-      <w:pPr>
-        <w:pStyle w:val="ListParagraph"/>
-        <w:numPr>
-          <w:ilvl w:val="0"/>
-          <w:numId w:val="5"/>
-        </w:numPr>
-        <w:spacing w:after="80"/>
-      </w:pPr>
-      <w:r>
-        <w:rPr>
-          <w:rFonts w:ascii="Calibri" w:cs="Calibri" w:eastAsia="Calibri" w:hAnsi="Calibri"/>
-          <w:sz w:val="22"/>
-          <w:szCs w:val="22"/>
-        </w:rPr>
-        <w:t xml:space="preserve">El usuario puede seleccionar un estado válido.</w:t>
-      </w:r>
-    </w:p>
-    <w:p>
-      <w:pPr>
-        <w:pStyle w:val="ListParagraph"/>
-        <w:numPr>
-          <w:ilvl w:val="0"/>
-          <w:numId w:val="5"/>
-        </w:numPr>
-        <w:spacing w:after="80"/>
-      </w:pPr>
-      <w:r>
-        <w:rPr>
-          <w:rFonts w:ascii="Calibri" w:cs="Calibri" w:eastAsia="Calibri" w:hAnsi="Calibri"/>
-          <w:sz w:val="22"/>
-          <w:szCs w:val="22"/>
-        </w:rPr>
-        <w:t xml:space="preserve">Retorna al paso 5 del Flujo 1.</w:t>
+        <w:t xml:space="preserve">Flujo 1 – Gestionar el estado</w:t>
+      </w:r>
+    </w:p>
+    <w:p>
+      <w:pPr>
+        <w:spacing w:after="100"/>
+      </w:pPr>
+      <w:r>
+        <w:rPr>
+          <w:rFonts w:ascii="Calibri" w:cs="Calibri" w:eastAsia="Calibri" w:hAnsi="Calibri"/>
+          <w:sz w:val="22"/>
+          <w:szCs w:val="22"/>
+        </w:rPr>
+        <w:t xml:space="preserve">Los flujos alternos FA01 a FA06 corresponden al Flujo 1.</w:t>
       </w:r>
     </w:p>
     <w:p>
@@ -2764,61 +3887,61 @@
           <w:sz w:val="22"/>
           <w:szCs w:val="22"/>
         </w:rPr>
-        <w:t xml:space="preserve">FA02 – Usuario sin permisos suficientes:</w:t>
-      </w:r>
-    </w:p>
-    <w:p>
-      <w:pPr>
-        <w:pStyle w:val="ListParagraph"/>
-        <w:numPr>
-          <w:ilvl w:val="0"/>
-          <w:numId w:val="6"/>
-        </w:numPr>
-        <w:spacing w:after="80"/>
-      </w:pPr>
-      <w:r>
-        <w:rPr>
-          <w:rFonts w:ascii="Calibri" w:cs="Calibri" w:eastAsia="Calibri" w:hAnsi="Calibri"/>
-          <w:sz w:val="22"/>
-          <w:szCs w:val="22"/>
-        </w:rPr>
-        <w:t xml:space="preserve">El usuario intenta gestionar un caso fuera del alcance de sus permisos (rol o sucursal).</w:t>
-      </w:r>
-    </w:p>
-    <w:p>
-      <w:pPr>
-        <w:pStyle w:val="ListParagraph"/>
-        <w:numPr>
-          <w:ilvl w:val="0"/>
-          <w:numId w:val="6"/>
-        </w:numPr>
-        <w:spacing w:after="80"/>
-      </w:pPr>
-      <w:r>
-        <w:rPr>
-          <w:rFonts w:ascii="Calibri" w:cs="Calibri" w:eastAsia="Calibri" w:hAnsi="Calibri"/>
-          <w:sz w:val="22"/>
-          <w:szCs w:val="22"/>
-        </w:rPr>
-        <w:t xml:space="preserve">El sistema rechaza la operación y muestra el mensaje: “No posee permisos suficientes para realizar la acción”.</w:t>
-      </w:r>
-    </w:p>
-    <w:p>
-      <w:pPr>
-        <w:pStyle w:val="ListParagraph"/>
-        <w:numPr>
-          <w:ilvl w:val="0"/>
-          <w:numId w:val="6"/>
-        </w:numPr>
-        <w:spacing w:after="80"/>
-      </w:pPr>
-      <w:r>
-        <w:rPr>
-          <w:rFonts w:ascii="Calibri" w:cs="Calibri" w:eastAsia="Calibri" w:hAnsi="Calibri"/>
-          <w:sz w:val="22"/>
-          <w:szCs w:val="22"/>
-        </w:rPr>
-        <w:t xml:space="preserve">Fin del flujo alterno.</w:t>
+        <w:t xml:space="preserve">FA01 – Cambio de estado no permitido:</w:t>
+      </w:r>
+    </w:p>
+    <w:p>
+      <w:pPr>
+        <w:pStyle w:val="ListParagraph"/>
+        <w:numPr>
+          <w:ilvl w:val="0"/>
+          <w:numId w:val="7"/>
+        </w:numPr>
+        <w:spacing w:after="80"/>
+      </w:pPr>
+      <w:r>
+        <w:rPr>
+          <w:rFonts w:ascii="Calibri" w:cs="Calibri" w:eastAsia="Calibri" w:hAnsi="Calibri"/>
+          <w:sz w:val="22"/>
+          <w:szCs w:val="22"/>
+        </w:rPr>
+        <w:t xml:space="preserve">El usuario intenta pasar el caso a un estado que no corresponde con el flujo establecido.</w:t>
+      </w:r>
+    </w:p>
+    <w:p>
+      <w:pPr>
+        <w:pStyle w:val="ListParagraph"/>
+        <w:numPr>
+          <w:ilvl w:val="0"/>
+          <w:numId w:val="7"/>
+        </w:numPr>
+        <w:spacing w:after="80"/>
+      </w:pPr>
+      <w:r>
+        <w:rPr>
+          <w:rFonts w:ascii="Calibri" w:cs="Calibri" w:eastAsia="Calibri" w:hAnsi="Calibri"/>
+          <w:sz w:val="22"/>
+          <w:szCs w:val="22"/>
+        </w:rPr>
+        <w:t xml:space="preserve">El sistema rechaza el cambio y muestra el mensaje: “Cambio de estado no permitido. Estados permitidos: &lt;lista de estados permitidos&gt;”.</w:t>
+      </w:r>
+    </w:p>
+    <w:p>
+      <w:pPr>
+        <w:pStyle w:val="ListParagraph"/>
+        <w:numPr>
+          <w:ilvl w:val="0"/>
+          <w:numId w:val="7"/>
+        </w:numPr>
+        <w:spacing w:after="80"/>
+      </w:pPr>
+      <w:r>
+        <w:rPr>
+          <w:rFonts w:ascii="Calibri" w:cs="Calibri" w:eastAsia="Calibri" w:hAnsi="Calibri"/>
+          <w:sz w:val="22"/>
+          <w:szCs w:val="22"/>
+        </w:rPr>
+        <w:t xml:space="preserve">El usuario elige un estado válido y retorna al paso 5 del Flujo 1.</w:t>
       </w:r>
     </w:p>
     <w:p>
@@ -2834,51 +3957,51 @@
           <w:sz w:val="22"/>
           <w:szCs w:val="22"/>
         </w:rPr>
-        <w:t xml:space="preserve">FA03 – Caso ya gestionado por otro usuario:</w:t>
-      </w:r>
-    </w:p>
-    <w:p>
-      <w:pPr>
-        <w:pStyle w:val="ListParagraph"/>
-        <w:numPr>
-          <w:ilvl w:val="0"/>
-          <w:numId w:val="7"/>
-        </w:numPr>
-        <w:spacing w:after="80"/>
-      </w:pPr>
-      <w:r>
-        <w:rPr>
-          <w:rFonts w:ascii="Calibri" w:cs="Calibri" w:eastAsia="Calibri" w:hAnsi="Calibri"/>
-          <w:sz w:val="22"/>
-          <w:szCs w:val="22"/>
-        </w:rPr>
-        <w:t xml:space="preserve">El usuario intenta modificar un caso que fue actualizado simultáneamente por otro usuario.</w:t>
-      </w:r>
-    </w:p>
-    <w:p>
-      <w:pPr>
-        <w:pStyle w:val="ListParagraph"/>
-        <w:numPr>
-          <w:ilvl w:val="0"/>
-          <w:numId w:val="7"/>
-        </w:numPr>
-        <w:spacing w:after="80"/>
-      </w:pPr>
-      <w:r>
-        <w:rPr>
-          <w:rFonts w:ascii="Calibri" w:cs="Calibri" w:eastAsia="Calibri" w:hAnsi="Calibri"/>
-          <w:sz w:val="22"/>
-          <w:szCs w:val="22"/>
-        </w:rPr>
-        <w:t xml:space="preserve">El sistema muestra el mensaje: “El caso fue actualizado por otro usuario. Recargue la información antes de realizar nuevos cambios”.</w:t>
-      </w:r>
-    </w:p>
-    <w:p>
-      <w:pPr>
-        <w:pStyle w:val="ListParagraph"/>
-        <w:numPr>
-          <w:ilvl w:val="0"/>
-          <w:numId w:val="7"/>
+        <w:t xml:space="preserve">FA02 – Usuario sin permisos suficientes:</w:t>
+      </w:r>
+    </w:p>
+    <w:p>
+      <w:pPr>
+        <w:pStyle w:val="ListParagraph"/>
+        <w:numPr>
+          <w:ilvl w:val="0"/>
+          <w:numId w:val="8"/>
+        </w:numPr>
+        <w:spacing w:after="80"/>
+      </w:pPr>
+      <w:r>
+        <w:rPr>
+          <w:rFonts w:ascii="Calibri" w:cs="Calibri" w:eastAsia="Calibri" w:hAnsi="Calibri"/>
+          <w:sz w:val="22"/>
+          <w:szCs w:val="22"/>
+        </w:rPr>
+        <w:t xml:space="preserve">El usuario intenta gestionar un caso fuera de su alcance (por rol o por sucursal).</w:t>
+      </w:r>
+    </w:p>
+    <w:p>
+      <w:pPr>
+        <w:pStyle w:val="ListParagraph"/>
+        <w:numPr>
+          <w:ilvl w:val="0"/>
+          <w:numId w:val="8"/>
+        </w:numPr>
+        <w:spacing w:after="80"/>
+      </w:pPr>
+      <w:r>
+        <w:rPr>
+          <w:rFonts w:ascii="Calibri" w:cs="Calibri" w:eastAsia="Calibri" w:hAnsi="Calibri"/>
+          <w:sz w:val="22"/>
+          <w:szCs w:val="22"/>
+        </w:rPr>
+        <w:t xml:space="preserve">El sistema rechaza la operación y muestra el mensaje: “No posee permisos suficientes para realizar la acción”.</w:t>
+      </w:r>
+    </w:p>
+    <w:p>
+      <w:pPr>
+        <w:pStyle w:val="ListParagraph"/>
+        <w:numPr>
+          <w:ilvl w:val="0"/>
+          <w:numId w:val="8"/>
         </w:numPr>
         <w:spacing w:after="80"/>
       </w:pPr>
@@ -2904,61 +4027,61 @@
           <w:sz w:val="22"/>
           <w:szCs w:val="22"/>
         </w:rPr>
-        <w:t xml:space="preserve">FA04 – Gestión de caso con reapertura solicitada:</w:t>
-      </w:r>
-    </w:p>
-    <w:p>
-      <w:pPr>
-        <w:pStyle w:val="ListParagraph"/>
-        <w:numPr>
-          <w:ilvl w:val="0"/>
-          <w:numId w:val="8"/>
-        </w:numPr>
-        <w:spacing w:after="80"/>
-      </w:pPr>
-      <w:r>
-        <w:rPr>
-          <w:rFonts w:ascii="Calibri" w:cs="Calibri" w:eastAsia="Calibri" w:hAnsi="Calibri"/>
-          <w:sz w:val="22"/>
-          <w:szCs w:val="22"/>
-        </w:rPr>
-        <w:t xml:space="preserve">El usuario selecciona un caso en estado “Reapertura solicitada”.</w:t>
-      </w:r>
-    </w:p>
-    <w:p>
-      <w:pPr>
-        <w:pStyle w:val="ListParagraph"/>
-        <w:numPr>
-          <w:ilvl w:val="0"/>
-          <w:numId w:val="8"/>
-        </w:numPr>
-        <w:spacing w:after="80"/>
-      </w:pPr>
-      <w:r>
-        <w:rPr>
-          <w:rFonts w:ascii="Calibri" w:cs="Calibri" w:eastAsia="Calibri" w:hAnsi="Calibri"/>
-          <w:sz w:val="22"/>
-          <w:szCs w:val="22"/>
-        </w:rPr>
-        <w:t xml:space="preserve">El Administrador General o Gerente analiza la justificación y dictamina si reactiva el caso a “En Proceso” o lo ratifica como “Cerrado”.</w:t>
-      </w:r>
-    </w:p>
-    <w:p>
-      <w:pPr>
-        <w:pStyle w:val="ListParagraph"/>
-        <w:numPr>
-          <w:ilvl w:val="0"/>
-          <w:numId w:val="8"/>
-        </w:numPr>
-        <w:spacing w:after="80"/>
-      </w:pPr>
-      <w:r>
-        <w:rPr>
-          <w:rFonts w:ascii="Calibri" w:cs="Calibri" w:eastAsia="Calibri" w:hAnsi="Calibri"/>
-          <w:sz w:val="22"/>
-          <w:szCs w:val="22"/>
-        </w:rPr>
-        <w:t xml:space="preserve">El sistema actualiza el estado y notifica al usuario (CU-10).</w:t>
+        <w:t xml:space="preserve">FA03 – El caso fue actualizado por otro usuario:</w:t>
+      </w:r>
+    </w:p>
+    <w:p>
+      <w:pPr>
+        <w:pStyle w:val="ListParagraph"/>
+        <w:numPr>
+          <w:ilvl w:val="0"/>
+          <w:numId w:val="9"/>
+        </w:numPr>
+        <w:spacing w:after="80"/>
+      </w:pPr>
+      <w:r>
+        <w:rPr>
+          <w:rFonts w:ascii="Calibri" w:cs="Calibri" w:eastAsia="Calibri" w:hAnsi="Calibri"/>
+          <w:sz w:val="22"/>
+          <w:szCs w:val="22"/>
+        </w:rPr>
+        <w:t xml:space="preserve">Otro usuario modificó el caso mientras la ventana estaba abierta.</w:t>
+      </w:r>
+    </w:p>
+    <w:p>
+      <w:pPr>
+        <w:pStyle w:val="ListParagraph"/>
+        <w:numPr>
+          <w:ilvl w:val="0"/>
+          <w:numId w:val="9"/>
+        </w:numPr>
+        <w:spacing w:after="80"/>
+      </w:pPr>
+      <w:r>
+        <w:rPr>
+          <w:rFonts w:ascii="Calibri" w:cs="Calibri" w:eastAsia="Calibri" w:hAnsi="Calibri"/>
+          <w:sz w:val="22"/>
+          <w:szCs w:val="22"/>
+        </w:rPr>
+        <w:t xml:space="preserve">El sistema muestra el mensaje: “El caso fue actualizado por otro usuario. Recargue la información antes de realizar nuevos cambios”.</w:t>
+      </w:r>
+    </w:p>
+    <w:p>
+      <w:pPr>
+        <w:pStyle w:val="ListParagraph"/>
+        <w:numPr>
+          <w:ilvl w:val="0"/>
+          <w:numId w:val="9"/>
+        </w:numPr>
+        <w:spacing w:after="80"/>
+      </w:pPr>
+      <w:r>
+        <w:rPr>
+          <w:rFonts w:ascii="Calibri" w:cs="Calibri" w:eastAsia="Calibri" w:hAnsi="Calibri"/>
+          <w:sz w:val="22"/>
+          <w:szCs w:val="22"/>
+        </w:rPr>
+        <w:t xml:space="preserve">Fin del flujo alterno.</w:t>
       </w:r>
     </w:p>
     <w:p>
@@ -2974,79 +4097,61 @@
           <w:sz w:val="22"/>
           <w:szCs w:val="22"/>
         </w:rPr>
-        <w:t xml:space="preserve">FA05 – Respuesta elaborada por un Operador (requiere visto bueno):</w:t>
-      </w:r>
-    </w:p>
-    <w:p>
-      <w:pPr>
-        <w:pStyle w:val="ListParagraph"/>
-        <w:numPr>
-          <w:ilvl w:val="0"/>
-          <w:numId w:val="9"/>
-        </w:numPr>
-        <w:spacing w:after="80"/>
-      </w:pPr>
-      <w:r>
-        <w:rPr>
-          <w:rFonts w:ascii="Calibri" w:cs="Calibri" w:eastAsia="Calibri" w:hAnsi="Calibri"/>
-          <w:sz w:val="22"/>
-          <w:szCs w:val="22"/>
-        </w:rPr>
-        <w:t xml:space="preserve">Toda respuesta emitida por un Operador queda marcada como “Pendiente de aprobación” y el caso continúa en estado “En Proceso”.</w:t>
-      </w:r>
-    </w:p>
-    <w:p>
-      <w:pPr>
-        <w:pStyle w:val="ListParagraph"/>
-        <w:numPr>
-          <w:ilvl w:val="0"/>
-          <w:numId w:val="9"/>
-        </w:numPr>
-        <w:spacing w:after="80"/>
-      </w:pPr>
-      <w:r>
-        <w:rPr>
-          <w:rFonts w:ascii="Calibri" w:cs="Calibri" w:eastAsia="Calibri" w:hAnsi="Calibri"/>
-          <w:sz w:val="22"/>
-          <w:szCs w:val="22"/>
-        </w:rPr>
-        <w:t xml:space="preserve">El Gerente o el Administrador General revisa la respuesta en el panel y la aprueba.</w:t>
-      </w:r>
-    </w:p>
-    <w:p>
-      <w:pPr>
-        <w:pStyle w:val="ListParagraph"/>
-        <w:numPr>
-          <w:ilvl w:val="0"/>
-          <w:numId w:val="9"/>
-        </w:numPr>
-        <w:spacing w:after="80"/>
-      </w:pPr>
-      <w:r>
-        <w:rPr>
-          <w:rFonts w:ascii="Calibri" w:cs="Calibri" w:eastAsia="Calibri" w:hAnsi="Calibri"/>
-          <w:sz w:val="22"/>
-          <w:szCs w:val="22"/>
-        </w:rPr>
-        <w:t xml:space="preserve">Una vez aprobada, el sistema actualiza el caso a “Resuelto” y envía la notificación al usuario (CU-10).</w:t>
-      </w:r>
-    </w:p>
-    <w:p>
-      <w:pPr>
-        <w:pStyle w:val="ListParagraph"/>
-        <w:numPr>
-          <w:ilvl w:val="0"/>
-          <w:numId w:val="9"/>
-        </w:numPr>
-        <w:spacing w:after="80"/>
-      </w:pPr>
-      <w:r>
-        <w:rPr>
-          <w:rFonts w:ascii="Calibri" w:cs="Calibri" w:eastAsia="Calibri" w:hAnsi="Calibri"/>
-          <w:sz w:val="22"/>
-          <w:szCs w:val="22"/>
-        </w:rPr>
-        <w:t xml:space="preserve">Fin del flujo alterno.</w:t>
+        <w:t xml:space="preserve">FA04 – Caso con reapertura solicitada:</w:t>
+      </w:r>
+    </w:p>
+    <w:p>
+      <w:pPr>
+        <w:pStyle w:val="ListParagraph"/>
+        <w:numPr>
+          <w:ilvl w:val="0"/>
+          <w:numId w:val="10"/>
+        </w:numPr>
+        <w:spacing w:after="80"/>
+      </w:pPr>
+      <w:r>
+        <w:rPr>
+          <w:rFonts w:ascii="Calibri" w:cs="Calibri" w:eastAsia="Calibri" w:hAnsi="Calibri"/>
+          <w:sz w:val="22"/>
+          <w:szCs w:val="22"/>
+        </w:rPr>
+        <w:t xml:space="preserve">Al abrir la gestión de un caso en estado “Reapertura solicitada”, la ventana muestra la sección “Dictamen de reapertura requerido”, con el motivo del cliente y la indicación “Debe dictaminar si reactiva a En Proceso o ratifica como Cerrado.”</w:t>
+      </w:r>
+    </w:p>
+    <w:p>
+      <w:pPr>
+        <w:pStyle w:val="ListParagraph"/>
+        <w:numPr>
+          <w:ilvl w:val="0"/>
+          <w:numId w:val="10"/>
+        </w:numPr>
+        <w:spacing w:after="80"/>
+      </w:pPr>
+      <w:r>
+        <w:rPr>
+          <w:rFonts w:ascii="Calibri" w:cs="Calibri" w:eastAsia="Calibri" w:hAnsi="Calibri"/>
+          <w:sz w:val="22"/>
+          <w:szCs w:val="22"/>
+        </w:rPr>
+        <w:t xml:space="preserve">El usuario elige “En Proceso” (reactiva el caso) o “Cerrado” (ratifica el cierre) y presiona “Guardar Cambios”.</w:t>
+      </w:r>
+    </w:p>
+    <w:p>
+      <w:pPr>
+        <w:pStyle w:val="ListParagraph"/>
+        <w:numPr>
+          <w:ilvl w:val="0"/>
+          <w:numId w:val="10"/>
+        </w:numPr>
+        <w:spacing w:after="80"/>
+      </w:pPr>
+      <w:r>
+        <w:rPr>
+          <w:rFonts w:ascii="Calibri" w:cs="Calibri" w:eastAsia="Calibri" w:hAnsi="Calibri"/>
+          <w:sz w:val="22"/>
+          <w:szCs w:val="22"/>
+        </w:rPr>
+        <w:t xml:space="preserve">El sistema actualiza el estado y notifica al cliente (CU-10).</w:t>
       </w:r>
     </w:p>
     <w:p>
@@ -3062,61 +4167,61 @@
           <w:sz w:val="22"/>
           <w:szCs w:val="22"/>
         </w:rPr>
-        <w:t xml:space="preserve">FA06 – Información insuficiente:</w:t>
-      </w:r>
-    </w:p>
-    <w:p>
-      <w:pPr>
-        <w:pStyle w:val="ListParagraph"/>
-        <w:numPr>
-          <w:ilvl w:val="0"/>
-          <w:numId w:val="10"/>
-        </w:numPr>
-        <w:spacing w:after="80"/>
-      </w:pPr>
-      <w:r>
-        <w:rPr>
-          <w:rFonts w:ascii="Calibri" w:cs="Calibri" w:eastAsia="Calibri" w:hAnsi="Calibri"/>
-          <w:sz w:val="22"/>
-          <w:szCs w:val="22"/>
-        </w:rPr>
-        <w:t xml:space="preserve">El usuario intenta enviar una respuesta sin completar la información requerida.</w:t>
-      </w:r>
-    </w:p>
-    <w:p>
-      <w:pPr>
-        <w:pStyle w:val="ListParagraph"/>
-        <w:numPr>
-          <w:ilvl w:val="0"/>
-          <w:numId w:val="10"/>
-        </w:numPr>
-        <w:spacing w:after="80"/>
-      </w:pPr>
-      <w:r>
-        <w:rPr>
-          <w:rFonts w:ascii="Calibri" w:cs="Calibri" w:eastAsia="Calibri" w:hAnsi="Calibri"/>
-          <w:sz w:val="22"/>
-          <w:szCs w:val="22"/>
-        </w:rPr>
-        <w:t xml:space="preserve">El sistema muestra el mensaje: “Debe completar la información requerida: &lt;campos faltantes&gt;”.</w:t>
-      </w:r>
-    </w:p>
-    <w:p>
-      <w:pPr>
-        <w:pStyle w:val="ListParagraph"/>
-        <w:numPr>
-          <w:ilvl w:val="0"/>
-          <w:numId w:val="10"/>
-        </w:numPr>
-        <w:spacing w:after="80"/>
-      </w:pPr>
-      <w:r>
-        <w:rPr>
-          <w:rFonts w:ascii="Calibri" w:cs="Calibri" w:eastAsia="Calibri" w:hAnsi="Calibri"/>
-          <w:sz w:val="22"/>
-          <w:szCs w:val="22"/>
-        </w:rPr>
-        <w:t xml:space="preserve">Retorna al paso 4 del Flujo 2.</w:t>
+        <w:t xml:space="preserve">FA05 – Respuesta emitida por un Operador:</w:t>
+      </w:r>
+    </w:p>
+    <w:p>
+      <w:pPr>
+        <w:pStyle w:val="ListParagraph"/>
+        <w:numPr>
+          <w:ilvl w:val="0"/>
+          <w:numId w:val="11"/>
+        </w:numPr>
+        <w:spacing w:after="80"/>
+      </w:pPr>
+      <w:r>
+        <w:rPr>
+          <w:rFonts w:ascii="Calibri" w:cs="Calibri" w:eastAsia="Calibri" w:hAnsi="Calibri"/>
+          <w:sz w:val="22"/>
+          <w:szCs w:val="22"/>
+        </w:rPr>
+        <w:t xml:space="preserve">Toda respuesta emitida por un Operador queda marcada como “Pendiente de aprobación” y el caso sigue En Proceso.</w:t>
+      </w:r>
+    </w:p>
+    <w:p>
+      <w:pPr>
+        <w:pStyle w:val="ListParagraph"/>
+        <w:numPr>
+          <w:ilvl w:val="0"/>
+          <w:numId w:val="11"/>
+        </w:numPr>
+        <w:spacing w:after="80"/>
+      </w:pPr>
+      <w:r>
+        <w:rPr>
+          <w:rFonts w:ascii="Calibri" w:cs="Calibri" w:eastAsia="Calibri" w:hAnsi="Calibri"/>
+          <w:sz w:val="22"/>
+          <w:szCs w:val="22"/>
+        </w:rPr>
+        <w:t xml:space="preserve">El Administrador General o el Gerente la revisa y presiona “Aprobar respuesta” (Flujo 4).</w:t>
+      </w:r>
+    </w:p>
+    <w:p>
+      <w:pPr>
+        <w:pStyle w:val="ListParagraph"/>
+        <w:numPr>
+          <w:ilvl w:val="0"/>
+          <w:numId w:val="11"/>
+        </w:numPr>
+        <w:spacing w:after="80"/>
+      </w:pPr>
+      <w:r>
+        <w:rPr>
+          <w:rFonts w:ascii="Calibri" w:cs="Calibri" w:eastAsia="Calibri" w:hAnsi="Calibri"/>
+          <w:sz w:val="22"/>
+          <w:szCs w:val="22"/>
+        </w:rPr>
+        <w:t xml:space="preserve">Una vez aprobada, el caso pasa a “Resuelto” y se notifica al cliente (CU-10).</w:t>
       </w:r>
     </w:p>
     <w:p>
@@ -3132,51 +4237,698 @@
           <w:sz w:val="22"/>
           <w:szCs w:val="22"/>
         </w:rPr>
-        <w:t xml:space="preserve">FA07 – Caso no disponible para respuesta:</w:t>
-      </w:r>
-    </w:p>
-    <w:p>
-      <w:pPr>
-        <w:pStyle w:val="ListParagraph"/>
-        <w:numPr>
-          <w:ilvl w:val="0"/>
-          <w:numId w:val="11"/>
-        </w:numPr>
-        <w:spacing w:after="80"/>
-      </w:pPr>
-      <w:r>
-        <w:rPr>
-          <w:rFonts w:ascii="Calibri" w:cs="Calibri" w:eastAsia="Calibri" w:hAnsi="Calibri"/>
-          <w:sz w:val="22"/>
-          <w:szCs w:val="22"/>
-        </w:rPr>
-        <w:t xml:space="preserve">El usuario intenta responder un caso que no se encuentra en estado “En Proceso”.</w:t>
-      </w:r>
-    </w:p>
-    <w:p>
-      <w:pPr>
-        <w:pStyle w:val="ListParagraph"/>
-        <w:numPr>
-          <w:ilvl w:val="0"/>
-          <w:numId w:val="11"/>
-        </w:numPr>
-        <w:spacing w:after="80"/>
-      </w:pPr>
-      <w:r>
-        <w:rPr>
-          <w:rFonts w:ascii="Calibri" w:cs="Calibri" w:eastAsia="Calibri" w:hAnsi="Calibri"/>
-          <w:sz w:val="22"/>
-          <w:szCs w:val="22"/>
-        </w:rPr>
-        <w:t xml:space="preserve">El sistema impide el envío y muestra el mensaje: “El caso debe encontrarse en un estado válido para poder responder”.</w:t>
-      </w:r>
-    </w:p>
-    <w:p>
-      <w:pPr>
-        <w:pStyle w:val="ListParagraph"/>
-        <w:numPr>
-          <w:ilvl w:val="0"/>
-          <w:numId w:val="11"/>
+        <w:t xml:space="preserve">FA06 – No se eligió un estado válido:</w:t>
+      </w:r>
+    </w:p>
+    <w:p>
+      <w:pPr>
+        <w:pStyle w:val="ListParagraph"/>
+        <w:numPr>
+          <w:ilvl w:val="0"/>
+          <w:numId w:val="12"/>
+        </w:numPr>
+        <w:spacing w:after="80"/>
+      </w:pPr>
+      <w:r>
+        <w:rPr>
+          <w:rFonts w:ascii="Calibri" w:cs="Calibri" w:eastAsia="Calibri" w:hAnsi="Calibri"/>
+          <w:sz w:val="22"/>
+          <w:szCs w:val="22"/>
+        </w:rPr>
+        <w:t xml:space="preserve">El usuario presiona “Guardar Cambios” sin seleccionar el nuevo estado.</w:t>
+      </w:r>
+    </w:p>
+    <w:p>
+      <w:pPr>
+        <w:pStyle w:val="ListParagraph"/>
+        <w:numPr>
+          <w:ilvl w:val="0"/>
+          <w:numId w:val="12"/>
+        </w:numPr>
+        <w:spacing w:after="80"/>
+      </w:pPr>
+      <w:r>
+        <w:rPr>
+          <w:rFonts w:ascii="Calibri" w:cs="Calibri" w:eastAsia="Calibri" w:hAnsi="Calibri"/>
+          <w:sz w:val="22"/>
+          <w:szCs w:val="22"/>
+        </w:rPr>
+        <w:t xml:space="preserve">El sistema muestra el mensaje: “Debe seleccionar un estado válido.”</w:t>
+      </w:r>
+    </w:p>
+    <w:p>
+      <w:pPr>
+        <w:pStyle w:val="ListParagraph"/>
+        <w:numPr>
+          <w:ilvl w:val="0"/>
+          <w:numId w:val="12"/>
+        </w:numPr>
+        <w:spacing w:after="80"/>
+      </w:pPr>
+      <w:r>
+        <w:rPr>
+          <w:rFonts w:ascii="Calibri" w:cs="Calibri" w:eastAsia="Calibri" w:hAnsi="Calibri"/>
+          <w:sz w:val="22"/>
+          <w:szCs w:val="22"/>
+        </w:rPr>
+        <w:t xml:space="preserve">El sistema retorna al paso 5 del Flujo 1.</w:t>
+      </w:r>
+    </w:p>
+    <w:p>
+      <w:pPr>
+        <w:keepNext/>
+        <w:spacing w:after="60" w:before="140"/>
+      </w:pPr>
+      <w:r>
+        <w:rPr>
+          <w:rFonts w:ascii="Calibri" w:cs="Calibri" w:eastAsia="Calibri" w:hAnsi="Calibri"/>
+          <w:b/>
+          <w:bCs/>
+          <w:sz w:val="22"/>
+          <w:szCs w:val="22"/>
+        </w:rPr>
+        <w:t xml:space="preserve">Flujo 2 – Responder un caso</w:t>
+      </w:r>
+    </w:p>
+    <w:p>
+      <w:pPr>
+        <w:spacing w:after="100"/>
+      </w:pPr>
+      <w:r>
+        <w:rPr>
+          <w:rFonts w:ascii="Calibri" w:cs="Calibri" w:eastAsia="Calibri" w:hAnsi="Calibri"/>
+          <w:sz w:val="22"/>
+          <w:szCs w:val="22"/>
+        </w:rPr>
+        <w:t xml:space="preserve">Los flujos alternos FA07 a FA09 corresponden al Flujo 2.</w:t>
+      </w:r>
+    </w:p>
+    <w:p>
+      <w:pPr>
+        <w:keepNext/>
+        <w:spacing w:after="60" w:before="140"/>
+      </w:pPr>
+      <w:r>
+        <w:rPr>
+          <w:rFonts w:ascii="Calibri" w:cs="Calibri" w:eastAsia="Calibri" w:hAnsi="Calibri"/>
+          <w:b/>
+          <w:bCs/>
+          <w:sz w:val="22"/>
+          <w:szCs w:val="22"/>
+        </w:rPr>
+        <w:t xml:space="preserve">FA07 – Información insuficiente:</w:t>
+      </w:r>
+    </w:p>
+    <w:p>
+      <w:pPr>
+        <w:pStyle w:val="ListParagraph"/>
+        <w:numPr>
+          <w:ilvl w:val="0"/>
+          <w:numId w:val="13"/>
+        </w:numPr>
+        <w:spacing w:after="80"/>
+      </w:pPr>
+      <w:r>
+        <w:rPr>
+          <w:rFonts w:ascii="Calibri" w:cs="Calibri" w:eastAsia="Calibri" w:hAnsi="Calibri"/>
+          <w:sz w:val="22"/>
+          <w:szCs w:val="22"/>
+        </w:rPr>
+        <w:t xml:space="preserve">El usuario presiona “Enviar Respuesta Oficial” sin título o con un cuerpo menor de 20 caracteres.</w:t>
+      </w:r>
+    </w:p>
+    <w:p>
+      <w:pPr>
+        <w:pStyle w:val="ListParagraph"/>
+        <w:numPr>
+          <w:ilvl w:val="0"/>
+          <w:numId w:val="13"/>
+        </w:numPr>
+        <w:spacing w:after="80"/>
+      </w:pPr>
+      <w:r>
+        <w:rPr>
+          <w:rFonts w:ascii="Calibri" w:cs="Calibri" w:eastAsia="Calibri" w:hAnsi="Calibri"/>
+          <w:sz w:val="22"/>
+          <w:szCs w:val="22"/>
+        </w:rPr>
+        <w:t xml:space="preserve">El sistema muestra el mensaje: “Debe completar la información requerida: título (máx. 100) y cuerpo de la respuesta (entre 20 y 1000 caracteres).”</w:t>
+      </w:r>
+    </w:p>
+    <w:p>
+      <w:pPr>
+        <w:pStyle w:val="ListParagraph"/>
+        <w:numPr>
+          <w:ilvl w:val="0"/>
+          <w:numId w:val="13"/>
+        </w:numPr>
+        <w:spacing w:after="80"/>
+      </w:pPr>
+      <w:r>
+        <w:rPr>
+          <w:rFonts w:ascii="Calibri" w:cs="Calibri" w:eastAsia="Calibri" w:hAnsi="Calibri"/>
+          <w:sz w:val="22"/>
+          <w:szCs w:val="22"/>
+        </w:rPr>
+        <w:t xml:space="preserve">El sistema retorna al paso 2 del Flujo 2.</w:t>
+      </w:r>
+    </w:p>
+    <w:p>
+      <w:pPr>
+        <w:keepNext/>
+        <w:spacing w:after="60" w:before="140"/>
+      </w:pPr>
+      <w:r>
+        <w:rPr>
+          <w:rFonts w:ascii="Calibri" w:cs="Calibri" w:eastAsia="Calibri" w:hAnsi="Calibri"/>
+          <w:b/>
+          <w:bCs/>
+          <w:sz w:val="22"/>
+          <w:szCs w:val="22"/>
+        </w:rPr>
+        <w:t xml:space="preserve">FA08 – Caso no disponible para respuesta:</w:t>
+      </w:r>
+    </w:p>
+    <w:p>
+      <w:pPr>
+        <w:pStyle w:val="ListParagraph"/>
+        <w:numPr>
+          <w:ilvl w:val="0"/>
+          <w:numId w:val="14"/>
+        </w:numPr>
+        <w:spacing w:after="80"/>
+      </w:pPr>
+      <w:r>
+        <w:rPr>
+          <w:rFonts w:ascii="Calibri" w:cs="Calibri" w:eastAsia="Calibri" w:hAnsi="Calibri"/>
+          <w:sz w:val="22"/>
+          <w:szCs w:val="22"/>
+        </w:rPr>
+        <w:t xml:space="preserve">El caso dejó de estar En Proceso mientras el usuario redactaba la respuesta.</w:t>
+      </w:r>
+    </w:p>
+    <w:p>
+      <w:pPr>
+        <w:pStyle w:val="ListParagraph"/>
+        <w:numPr>
+          <w:ilvl w:val="0"/>
+          <w:numId w:val="14"/>
+        </w:numPr>
+        <w:spacing w:after="80"/>
+      </w:pPr>
+      <w:r>
+        <w:rPr>
+          <w:rFonts w:ascii="Calibri" w:cs="Calibri" w:eastAsia="Calibri" w:hAnsi="Calibri"/>
+          <w:sz w:val="22"/>
+          <w:szCs w:val="22"/>
+        </w:rPr>
+        <w:t xml:space="preserve">El sistema impide el envío y muestra el mensaje: “El caso debe encontrarse en un estado válido para poder responder”. Si el caso no tiene responsable, el mensaje es: “El caso debe estar asignado a un responsable para poder responder”.</w:t>
+      </w:r>
+    </w:p>
+    <w:p>
+      <w:pPr>
+        <w:pStyle w:val="ListParagraph"/>
+        <w:numPr>
+          <w:ilvl w:val="0"/>
+          <w:numId w:val="14"/>
+        </w:numPr>
+        <w:spacing w:after="80"/>
+      </w:pPr>
+      <w:r>
+        <w:rPr>
+          <w:rFonts w:ascii="Calibri" w:cs="Calibri" w:eastAsia="Calibri" w:hAnsi="Calibri"/>
+          <w:sz w:val="22"/>
+          <w:szCs w:val="22"/>
+        </w:rPr>
+        <w:t xml:space="preserve">Fin del flujo alterno.</w:t>
+      </w:r>
+    </w:p>
+    <w:p>
+      <w:pPr>
+        <w:keepNext/>
+        <w:spacing w:after="60" w:before="140"/>
+      </w:pPr>
+      <w:r>
+        <w:rPr>
+          <w:rFonts w:ascii="Calibri" w:cs="Calibri" w:eastAsia="Calibri" w:hAnsi="Calibri"/>
+          <w:b/>
+          <w:bCs/>
+          <w:sz w:val="22"/>
+          <w:szCs w:val="22"/>
+        </w:rPr>
+        <w:t xml:space="preserve">FA09 – El Operador intenta responder un caso que no es suyo:</w:t>
+      </w:r>
+    </w:p>
+    <w:p>
+      <w:pPr>
+        <w:pStyle w:val="ListParagraph"/>
+        <w:numPr>
+          <w:ilvl w:val="0"/>
+          <w:numId w:val="15"/>
+        </w:numPr>
+        <w:spacing w:after="80"/>
+      </w:pPr>
+      <w:r>
+        <w:rPr>
+          <w:rFonts w:ascii="Calibri" w:cs="Calibri" w:eastAsia="Calibri" w:hAnsi="Calibri"/>
+          <w:sz w:val="22"/>
+          <w:szCs w:val="22"/>
+        </w:rPr>
+        <w:t xml:space="preserve">El Operador intenta responder un caso asignado a otro empleado.</w:t>
+      </w:r>
+    </w:p>
+    <w:p>
+      <w:pPr>
+        <w:pStyle w:val="ListParagraph"/>
+        <w:numPr>
+          <w:ilvl w:val="0"/>
+          <w:numId w:val="15"/>
+        </w:numPr>
+        <w:spacing w:after="80"/>
+      </w:pPr>
+      <w:r>
+        <w:rPr>
+          <w:rFonts w:ascii="Calibri" w:cs="Calibri" w:eastAsia="Calibri" w:hAnsi="Calibri"/>
+          <w:sz w:val="22"/>
+          <w:szCs w:val="22"/>
+        </w:rPr>
+        <w:t xml:space="preserve">El sistema no muestra el botón “Responder” para ese caso y, si se intenta por otra vía, rechaza la operación con el mensaje: “No posee permisos suficientes para realizar la acción”.</w:t>
+      </w:r>
+    </w:p>
+    <w:p>
+      <w:pPr>
+        <w:pStyle w:val="ListParagraph"/>
+        <w:numPr>
+          <w:ilvl w:val="0"/>
+          <w:numId w:val="15"/>
+        </w:numPr>
+        <w:spacing w:after="80"/>
+      </w:pPr>
+      <w:r>
+        <w:rPr>
+          <w:rFonts w:ascii="Calibri" w:cs="Calibri" w:eastAsia="Calibri" w:hAnsi="Calibri"/>
+          <w:sz w:val="22"/>
+          <w:szCs w:val="22"/>
+        </w:rPr>
+        <w:t xml:space="preserve">Fin del flujo alterno.</w:t>
+      </w:r>
+    </w:p>
+    <w:p>
+      <w:pPr>
+        <w:keepNext/>
+        <w:spacing w:after="60" w:before="140"/>
+      </w:pPr>
+      <w:r>
+        <w:rPr>
+          <w:rFonts w:ascii="Calibri" w:cs="Calibri" w:eastAsia="Calibri" w:hAnsi="Calibri"/>
+          <w:b/>
+          <w:bCs/>
+          <w:sz w:val="22"/>
+          <w:szCs w:val="22"/>
+        </w:rPr>
+        <w:t xml:space="preserve">Flujo 3 – Reasignar un caso</w:t>
+      </w:r>
+    </w:p>
+    <w:p>
+      <w:pPr>
+        <w:spacing w:after="100"/>
+      </w:pPr>
+      <w:r>
+        <w:rPr>
+          <w:rFonts w:ascii="Calibri" w:cs="Calibri" w:eastAsia="Calibri" w:hAnsi="Calibri"/>
+          <w:sz w:val="22"/>
+          <w:szCs w:val="22"/>
+        </w:rPr>
+        <w:t xml:space="preserve">Los flujos alternos FA10 a FA13 corresponden al Flujo 3.</w:t>
+      </w:r>
+    </w:p>
+    <w:p>
+      <w:pPr>
+        <w:keepNext/>
+        <w:spacing w:after="60" w:before="140"/>
+      </w:pPr>
+      <w:r>
+        <w:rPr>
+          <w:rFonts w:ascii="Calibri" w:cs="Calibri" w:eastAsia="Calibri" w:hAnsi="Calibri"/>
+          <w:b/>
+          <w:bCs/>
+          <w:sz w:val="22"/>
+          <w:szCs w:val="22"/>
+        </w:rPr>
+        <w:t xml:space="preserve">FA10 – No se eligió al nuevo responsable:</w:t>
+      </w:r>
+    </w:p>
+    <w:p>
+      <w:pPr>
+        <w:pStyle w:val="ListParagraph"/>
+        <w:numPr>
+          <w:ilvl w:val="0"/>
+          <w:numId w:val="16"/>
+        </w:numPr>
+        <w:spacing w:after="80"/>
+      </w:pPr>
+      <w:r>
+        <w:rPr>
+          <w:rFonts w:ascii="Calibri" w:cs="Calibri" w:eastAsia="Calibri" w:hAnsi="Calibri"/>
+          <w:sz w:val="22"/>
+          <w:szCs w:val="22"/>
+        </w:rPr>
+        <w:t xml:space="preserve">El usuario presiona “Confirmar Reasignación” sin seleccionar a un empleado.</w:t>
+      </w:r>
+    </w:p>
+    <w:p>
+      <w:pPr>
+        <w:pStyle w:val="ListParagraph"/>
+        <w:numPr>
+          <w:ilvl w:val="0"/>
+          <w:numId w:val="16"/>
+        </w:numPr>
+        <w:spacing w:after="80"/>
+      </w:pPr>
+      <w:r>
+        <w:rPr>
+          <w:rFonts w:ascii="Calibri" w:cs="Calibri" w:eastAsia="Calibri" w:hAnsi="Calibri"/>
+          <w:sz w:val="22"/>
+          <w:szCs w:val="22"/>
+        </w:rPr>
+        <w:t xml:space="preserve">El sistema muestra el mensaje: “Debe seleccionar un nuevo empleado responsable.”</w:t>
+      </w:r>
+    </w:p>
+    <w:p>
+      <w:pPr>
+        <w:pStyle w:val="ListParagraph"/>
+        <w:numPr>
+          <w:ilvl w:val="0"/>
+          <w:numId w:val="16"/>
+        </w:numPr>
+        <w:spacing w:after="80"/>
+      </w:pPr>
+      <w:r>
+        <w:rPr>
+          <w:rFonts w:ascii="Calibri" w:cs="Calibri" w:eastAsia="Calibri" w:hAnsi="Calibri"/>
+          <w:sz w:val="22"/>
+          <w:szCs w:val="22"/>
+        </w:rPr>
+        <w:t xml:space="preserve">El sistema retorna al paso 2 del Flujo 3.</w:t>
+      </w:r>
+    </w:p>
+    <w:p>
+      <w:pPr>
+        <w:keepNext/>
+        <w:spacing w:after="60" w:before="140"/>
+      </w:pPr>
+      <w:r>
+        <w:rPr>
+          <w:rFonts w:ascii="Calibri" w:cs="Calibri" w:eastAsia="Calibri" w:hAnsi="Calibri"/>
+          <w:b/>
+          <w:bCs/>
+          <w:sz w:val="22"/>
+          <w:szCs w:val="22"/>
+        </w:rPr>
+        <w:t xml:space="preserve">FA11 – Motivo de la reasignación incompleto:</w:t>
+      </w:r>
+    </w:p>
+    <w:p>
+      <w:pPr>
+        <w:pStyle w:val="ListParagraph"/>
+        <w:numPr>
+          <w:ilvl w:val="0"/>
+          <w:numId w:val="17"/>
+        </w:numPr>
+        <w:spacing w:after="80"/>
+      </w:pPr>
+      <w:r>
+        <w:rPr>
+          <w:rFonts w:ascii="Calibri" w:cs="Calibri" w:eastAsia="Calibri" w:hAnsi="Calibri"/>
+          <w:sz w:val="22"/>
+          <w:szCs w:val="22"/>
+        </w:rPr>
+        <w:t xml:space="preserve">El usuario escribe un motivo de menos de 10 caracteres o lo deja vacío.</w:t>
+      </w:r>
+    </w:p>
+    <w:p>
+      <w:pPr>
+        <w:pStyle w:val="ListParagraph"/>
+        <w:numPr>
+          <w:ilvl w:val="0"/>
+          <w:numId w:val="17"/>
+        </w:numPr>
+        <w:spacing w:after="80"/>
+      </w:pPr>
+      <w:r>
+        <w:rPr>
+          <w:rFonts w:ascii="Calibri" w:cs="Calibri" w:eastAsia="Calibri" w:hAnsi="Calibri"/>
+          <w:sz w:val="22"/>
+          <w:szCs w:val="22"/>
+        </w:rPr>
+        <w:t xml:space="preserve">El sistema muestra el mensaje: “Debe ingresar el motivo de la reasignación (mínimo 10 caracteres).”</w:t>
+      </w:r>
+    </w:p>
+    <w:p>
+      <w:pPr>
+        <w:pStyle w:val="ListParagraph"/>
+        <w:numPr>
+          <w:ilvl w:val="0"/>
+          <w:numId w:val="17"/>
+        </w:numPr>
+        <w:spacing w:after="80"/>
+      </w:pPr>
+      <w:r>
+        <w:rPr>
+          <w:rFonts w:ascii="Calibri" w:cs="Calibri" w:eastAsia="Calibri" w:hAnsi="Calibri"/>
+          <w:sz w:val="22"/>
+          <w:szCs w:val="22"/>
+        </w:rPr>
+        <w:t xml:space="preserve">El sistema retorna al paso 2 del Flujo 3.</w:t>
+      </w:r>
+    </w:p>
+    <w:p>
+      <w:pPr>
+        <w:keepNext/>
+        <w:spacing w:after="60" w:before="140"/>
+      </w:pPr>
+      <w:r>
+        <w:rPr>
+          <w:rFonts w:ascii="Calibri" w:cs="Calibri" w:eastAsia="Calibri" w:hAnsi="Calibri"/>
+          <w:b/>
+          <w:bCs/>
+          <w:sz w:val="22"/>
+          <w:szCs w:val="22"/>
+        </w:rPr>
+        <w:t xml:space="preserve">FA12 – Se eligió al mismo responsable:</w:t>
+      </w:r>
+    </w:p>
+    <w:p>
+      <w:pPr>
+        <w:pStyle w:val="ListParagraph"/>
+        <w:numPr>
+          <w:ilvl w:val="0"/>
+          <w:numId w:val="18"/>
+        </w:numPr>
+        <w:spacing w:after="80"/>
+      </w:pPr>
+      <w:r>
+        <w:rPr>
+          <w:rFonts w:ascii="Calibri" w:cs="Calibri" w:eastAsia="Calibri" w:hAnsi="Calibri"/>
+          <w:sz w:val="22"/>
+          <w:szCs w:val="22"/>
+        </w:rPr>
+        <w:t xml:space="preserve">El usuario selecciona como nuevo responsable a la misma persona que ya atiende el caso.</w:t>
+      </w:r>
+    </w:p>
+    <w:p>
+      <w:pPr>
+        <w:pStyle w:val="ListParagraph"/>
+        <w:numPr>
+          <w:ilvl w:val="0"/>
+          <w:numId w:val="18"/>
+        </w:numPr>
+        <w:spacing w:after="80"/>
+      </w:pPr>
+      <w:r>
+        <w:rPr>
+          <w:rFonts w:ascii="Calibri" w:cs="Calibri" w:eastAsia="Calibri" w:hAnsi="Calibri"/>
+          <w:sz w:val="22"/>
+          <w:szCs w:val="22"/>
+        </w:rPr>
+        <w:t xml:space="preserve">El sistema muestra el mensaje: “El nuevo responsable debe ser distinto al actual”.</w:t>
+      </w:r>
+    </w:p>
+    <w:p>
+      <w:pPr>
+        <w:pStyle w:val="ListParagraph"/>
+        <w:numPr>
+          <w:ilvl w:val="0"/>
+          <w:numId w:val="18"/>
+        </w:numPr>
+        <w:spacing w:after="80"/>
+      </w:pPr>
+      <w:r>
+        <w:rPr>
+          <w:rFonts w:ascii="Calibri" w:cs="Calibri" w:eastAsia="Calibri" w:hAnsi="Calibri"/>
+          <w:sz w:val="22"/>
+          <w:szCs w:val="22"/>
+        </w:rPr>
+        <w:t xml:space="preserve">El sistema retorna al paso 2 del Flujo 3.</w:t>
+      </w:r>
+    </w:p>
+    <w:p>
+      <w:pPr>
+        <w:keepNext/>
+        <w:spacing w:after="60" w:before="140"/>
+      </w:pPr>
+      <w:r>
+        <w:rPr>
+          <w:rFonts w:ascii="Calibri" w:cs="Calibri" w:eastAsia="Calibri" w:hAnsi="Calibri"/>
+          <w:b/>
+          <w:bCs/>
+          <w:sz w:val="22"/>
+          <w:szCs w:val="22"/>
+        </w:rPr>
+        <w:t xml:space="preserve">FA13 – El caso ya no puede reasignarse:</w:t>
+      </w:r>
+    </w:p>
+    <w:p>
+      <w:pPr>
+        <w:pStyle w:val="ListParagraph"/>
+        <w:numPr>
+          <w:ilvl w:val="0"/>
+          <w:numId w:val="19"/>
+        </w:numPr>
+        <w:spacing w:after="80"/>
+      </w:pPr>
+      <w:r>
+        <w:rPr>
+          <w:rFonts w:ascii="Calibri" w:cs="Calibri" w:eastAsia="Calibri" w:hAnsi="Calibri"/>
+          <w:sz w:val="22"/>
+          <w:szCs w:val="22"/>
+        </w:rPr>
+        <w:t xml:space="preserve">Mientras la ventana estaba abierta, el caso pasó a Resuelto o Cerrado, o perdió su responsable.</w:t>
+      </w:r>
+    </w:p>
+    <w:p>
+      <w:pPr>
+        <w:pStyle w:val="ListParagraph"/>
+        <w:numPr>
+          <w:ilvl w:val="0"/>
+          <w:numId w:val="19"/>
+        </w:numPr>
+        <w:spacing w:after="80"/>
+      </w:pPr>
+      <w:r>
+        <w:rPr>
+          <w:rFonts w:ascii="Calibri" w:cs="Calibri" w:eastAsia="Calibri" w:hAnsi="Calibri"/>
+          <w:sz w:val="22"/>
+          <w:szCs w:val="22"/>
+        </w:rPr>
+        <w:t xml:space="preserve">El sistema muestra el mensaje: “Solo se puede reasignar un caso asignado que no esté Resuelto ni Cerrado”.</w:t>
+      </w:r>
+    </w:p>
+    <w:p>
+      <w:pPr>
+        <w:pStyle w:val="ListParagraph"/>
+        <w:numPr>
+          <w:ilvl w:val="0"/>
+          <w:numId w:val="19"/>
+        </w:numPr>
+        <w:spacing w:after="80"/>
+      </w:pPr>
+      <w:r>
+        <w:rPr>
+          <w:rFonts w:ascii="Calibri" w:cs="Calibri" w:eastAsia="Calibri" w:hAnsi="Calibri"/>
+          <w:sz w:val="22"/>
+          <w:szCs w:val="22"/>
+        </w:rPr>
+        <w:t xml:space="preserve">Fin del flujo alterno.</w:t>
+      </w:r>
+    </w:p>
+    <w:p>
+      <w:pPr>
+        <w:keepNext/>
+        <w:spacing w:after="60" w:before="140"/>
+      </w:pPr>
+      <w:r>
+        <w:rPr>
+          <w:rFonts w:ascii="Calibri" w:cs="Calibri" w:eastAsia="Calibri" w:hAnsi="Calibri"/>
+          <w:b/>
+          <w:bCs/>
+          <w:sz w:val="22"/>
+          <w:szCs w:val="22"/>
+        </w:rPr>
+        <w:t xml:space="preserve">Flujo 4 – Aprobar la respuesta de un Operador</w:t>
+      </w:r>
+    </w:p>
+    <w:p>
+      <w:pPr>
+        <w:spacing w:after="100"/>
+      </w:pPr>
+      <w:r>
+        <w:rPr>
+          <w:rFonts w:ascii="Calibri" w:cs="Calibri" w:eastAsia="Calibri" w:hAnsi="Calibri"/>
+          <w:sz w:val="22"/>
+          <w:szCs w:val="22"/>
+        </w:rPr>
+        <w:t xml:space="preserve">El flujo alterno FA14 corresponde al Flujo 4.</w:t>
+      </w:r>
+    </w:p>
+    <w:p>
+      <w:pPr>
+        <w:keepNext/>
+        <w:spacing w:after="60" w:before="140"/>
+      </w:pPr>
+      <w:r>
+        <w:rPr>
+          <w:rFonts w:ascii="Calibri" w:cs="Calibri" w:eastAsia="Calibri" w:hAnsi="Calibri"/>
+          <w:b/>
+          <w:bCs/>
+          <w:sz w:val="22"/>
+          <w:szCs w:val="22"/>
+        </w:rPr>
+        <w:t xml:space="preserve">FA14 – La respuesta ya no está pendiente:</w:t>
+      </w:r>
+    </w:p>
+    <w:p>
+      <w:pPr>
+        <w:pStyle w:val="ListParagraph"/>
+        <w:numPr>
+          <w:ilvl w:val="0"/>
+          <w:numId w:val="20"/>
+        </w:numPr>
+        <w:spacing w:after="80"/>
+      </w:pPr>
+      <w:r>
+        <w:rPr>
+          <w:rFonts w:ascii="Calibri" w:cs="Calibri" w:eastAsia="Calibri" w:hAnsi="Calibri"/>
+          <w:sz w:val="22"/>
+          <w:szCs w:val="22"/>
+        </w:rPr>
+        <w:t xml:space="preserve">Otro usuario aprobó la respuesta antes, o el caso cambió de estado.</w:t>
+      </w:r>
+    </w:p>
+    <w:p>
+      <w:pPr>
+        <w:pStyle w:val="ListParagraph"/>
+        <w:numPr>
+          <w:ilvl w:val="0"/>
+          <w:numId w:val="20"/>
+        </w:numPr>
+        <w:spacing w:after="80"/>
+      </w:pPr>
+      <w:r>
+        <w:rPr>
+          <w:rFonts w:ascii="Calibri" w:cs="Calibri" w:eastAsia="Calibri" w:hAnsi="Calibri"/>
+          <w:sz w:val="22"/>
+          <w:szCs w:val="22"/>
+        </w:rPr>
+        <w:t xml:space="preserve">El sistema muestra el mensaje: “La respuesta no está pendiente de aprobación” o “El caso debe encontrarse en un estado válido para poder responder”.</w:t>
+      </w:r>
+    </w:p>
+    <w:p>
+      <w:pPr>
+        <w:pStyle w:val="ListParagraph"/>
+        <w:numPr>
+          <w:ilvl w:val="0"/>
+          <w:numId w:val="20"/>
         </w:numPr>
         <w:spacing w:after="80"/>
       </w:pPr>
@@ -3221,7 +4973,7 @@
           <w:sz w:val="22"/>
           <w:szCs w:val="22"/>
         </w:rPr>
-        <w:t xml:space="preserve">El caso queda actualizado con el nuevo estado y con el empleado responsable asignado; las observaciones internas quedan almacenadas.</w:t>
+        <w:t xml:space="preserve">El caso queda actualizado con el nuevo estado y el responsable asignado, y las observaciones internas quedan guardadas.</w:t>
       </w:r>
     </w:p>
     <w:p>
@@ -3239,7 +4991,7 @@
           <w:sz w:val="22"/>
           <w:szCs w:val="22"/>
         </w:rPr>
-        <w:t xml:space="preserve">La respuesta oficial queda registrada y asociada al caso, y el caso queda en estado “Resuelto” cuando la respuesta fue enviada y aprobada correctamente.</w:t>
+        <w:t xml:space="preserve">La respuesta oficial queda registrada y asociada al caso, y el caso queda en “Resuelto” cuando fue emitida o aprobada por el Administrador General o un Gerente.</w:t>
       </w:r>
     </w:p>
     <w:p>
@@ -3257,7 +5009,7 @@
           <w:sz w:val="22"/>
           <w:szCs w:val="22"/>
         </w:rPr>
-        <w:t xml:space="preserve">Los cambios y las respuestas quedan registrados en la bitácora de auditoría y en el historial del caso (CU-10).</w:t>
+        <w:t xml:space="preserve">Cada acción queda en la bitácora de auditoría y en el historial del caso (CU-10).</w:t>
       </w:r>
     </w:p>
     <w:p>
@@ -3275,7 +5027,7 @@
           <w:sz w:val="22"/>
           <w:szCs w:val="22"/>
         </w:rPr>
-        <w:t xml:space="preserve">El nuevo estado y la respuesta quedan disponibles para consulta del usuario (CU-03) y para su evaluación (CU-05).</w:t>
+        <w:t xml:space="preserve">El cliente puede ver el nuevo estado y la respuesta en “Mis casos” (CU-03) y evaluar la atención (CU-05).</w:t>
       </w:r>
     </w:p>
     <w:p>
@@ -3326,25 +5078,7 @@
           <w:sz w:val="22"/>
           <w:szCs w:val="22"/>
         </w:rPr>
-        <w:t xml:space="preserve">Solo los usuarios con permisos correspondientes pueden gestionar casos y emitir respuestas oficiales.</w:t>
-      </w:r>
-    </w:p>
-    <w:p>
-      <w:pPr>
-        <w:pStyle w:val="ListParagraph"/>
-        <w:numPr>
-          <w:ilvl w:val="0"/>
-          <w:numId w:val="2"/>
-        </w:numPr>
-        <w:spacing w:after="60"/>
-      </w:pPr>
-      <w:r>
-        <w:rPr>
-          <w:rFonts w:ascii="Calibri" w:cs="Calibri" w:eastAsia="Calibri" w:hAnsi="Calibri"/>
-          <w:sz w:val="22"/>
-          <w:szCs w:val="22"/>
-        </w:rPr>
-        <w:t xml:space="preserve">Los usuarios solo deben visualizar y modificar los casos dentro de su ámbito de permisos (rol y sucursal).</w:t>
+        <w:t xml:space="preserve">Solo el personal con el rol adecuado puede gestionar, reasignar, aprobar o responder casos, y solo dentro de su alcance de rol y sucursal.</w:t>
       </w:r>
     </w:p>
     <w:p>
@@ -3396,7 +5130,7 @@
           <w:sz w:val="22"/>
           <w:szCs w:val="22"/>
         </w:rPr>
-        <w:t xml:space="preserve">El sistema debe impedir cambios de estado que no correspondan al flujo establecido y conservar correctamente los cambios.</w:t>
+        <w:t xml:space="preserve">El sistema impide cambios de estado fuera del flujo establecido.</w:t>
       </w:r>
     </w:p>
     <w:p>
@@ -3414,7 +5148,7 @@
           <w:sz w:val="22"/>
           <w:szCs w:val="22"/>
         </w:rPr>
-        <w:t xml:space="preserve">Las respuestas enviadas deben conservarse en el historial del caso y no pueden eliminarse.</w:t>
+        <w:t xml:space="preserve">Las respuestas enviadas se conservan en el historial del caso y no pueden eliminarse.</w:t>
       </w:r>
     </w:p>
     <w:p>
@@ -3448,7 +5182,7 @@
           <w:sz w:val="22"/>
           <w:szCs w:val="22"/>
         </w:rPr>
-        <w:t xml:space="preserve">Toda asignación, modificación de estado y respuesta debe registrarse en la bitácora de auditoría (CU-10), con fecha, hora y usuario responsable.</w:t>
+        <w:t xml:space="preserve">Toda asignación, cambio de estado, reasignación y respuesta queda registrada con fecha, hora y usuario responsable (CU-10).</w:t>
       </w:r>
     </w:p>
     <w:p>
@@ -3482,7 +5216,7 @@
           <w:sz w:val="22"/>
           <w:szCs w:val="22"/>
         </w:rPr>
-        <w:t xml:space="preserve">Las actualizaciones de estado deben procesarse en menos de 3 segundos en condiciones normales.</w:t>
+        <w:t xml:space="preserve">Las actualizaciones deben procesarse en menos de 3 segundos en condiciones normales.</w:t>
       </w:r>
     </w:p>
     <w:p>
@@ -4161,6 +5895,114 @@
     </w:lvl>
   </w:abstractNum>
   <w:abstractNum w:abstractNumId="11" w15:restartNumberingAfterBreak="0">
+    <w:multiLevelType w:val="hybridMultilevel"/>
+    <w:lvl w:ilvl="0" w:tentative="1">
+      <w:start w:val="1"/>
+      <w:numFmt w:val="decimal"/>
+      <w:lvlText w:val="%1."/>
+      <w:lvlJc w:val="left"/>
+      <w:pPr>
+        <w:ind w:left="540" w:hanging="360"/>
+      </w:pPr>
+    </w:lvl>
+  </w:abstractNum>
+  <w:abstractNum w:abstractNumId="12" w15:restartNumberingAfterBreak="0">
+    <w:multiLevelType w:val="hybridMultilevel"/>
+    <w:lvl w:ilvl="0" w:tentative="1">
+      <w:start w:val="1"/>
+      <w:numFmt w:val="decimal"/>
+      <w:lvlText w:val="%1."/>
+      <w:lvlJc w:val="left"/>
+      <w:pPr>
+        <w:ind w:left="540" w:hanging="360"/>
+      </w:pPr>
+    </w:lvl>
+  </w:abstractNum>
+  <w:abstractNum w:abstractNumId="13" w15:restartNumberingAfterBreak="0">
+    <w:multiLevelType w:val="hybridMultilevel"/>
+    <w:lvl w:ilvl="0" w:tentative="1">
+      <w:start w:val="1"/>
+      <w:numFmt w:val="decimal"/>
+      <w:lvlText w:val="%1."/>
+      <w:lvlJc w:val="left"/>
+      <w:pPr>
+        <w:ind w:left="540" w:hanging="360"/>
+      </w:pPr>
+    </w:lvl>
+  </w:abstractNum>
+  <w:abstractNum w:abstractNumId="14" w15:restartNumberingAfterBreak="0">
+    <w:multiLevelType w:val="hybridMultilevel"/>
+    <w:lvl w:ilvl="0" w:tentative="1">
+      <w:start w:val="1"/>
+      <w:numFmt w:val="decimal"/>
+      <w:lvlText w:val="%1."/>
+      <w:lvlJc w:val="left"/>
+      <w:pPr>
+        <w:ind w:left="540" w:hanging="360"/>
+      </w:pPr>
+    </w:lvl>
+  </w:abstractNum>
+  <w:abstractNum w:abstractNumId="15" w15:restartNumberingAfterBreak="0">
+    <w:multiLevelType w:val="hybridMultilevel"/>
+    <w:lvl w:ilvl="0" w:tentative="1">
+      <w:start w:val="1"/>
+      <w:numFmt w:val="decimal"/>
+      <w:lvlText w:val="%1."/>
+      <w:lvlJc w:val="left"/>
+      <w:pPr>
+        <w:ind w:left="540" w:hanging="360"/>
+      </w:pPr>
+    </w:lvl>
+  </w:abstractNum>
+  <w:abstractNum w:abstractNumId="16" w15:restartNumberingAfterBreak="0">
+    <w:multiLevelType w:val="hybridMultilevel"/>
+    <w:lvl w:ilvl="0" w:tentative="1">
+      <w:start w:val="1"/>
+      <w:numFmt w:val="decimal"/>
+      <w:lvlText w:val="%1."/>
+      <w:lvlJc w:val="left"/>
+      <w:pPr>
+        <w:ind w:left="540" w:hanging="360"/>
+      </w:pPr>
+    </w:lvl>
+  </w:abstractNum>
+  <w:abstractNum w:abstractNumId="17" w15:restartNumberingAfterBreak="0">
+    <w:multiLevelType w:val="hybridMultilevel"/>
+    <w:lvl w:ilvl="0" w:tentative="1">
+      <w:start w:val="1"/>
+      <w:numFmt w:val="decimal"/>
+      <w:lvlText w:val="%1."/>
+      <w:lvlJc w:val="left"/>
+      <w:pPr>
+        <w:ind w:left="540" w:hanging="360"/>
+      </w:pPr>
+    </w:lvl>
+  </w:abstractNum>
+  <w:abstractNum w:abstractNumId="18" w15:restartNumberingAfterBreak="0">
+    <w:multiLevelType w:val="hybridMultilevel"/>
+    <w:lvl w:ilvl="0" w:tentative="1">
+      <w:start w:val="1"/>
+      <w:numFmt w:val="decimal"/>
+      <w:lvlText w:val="%1."/>
+      <w:lvlJc w:val="left"/>
+      <w:pPr>
+        <w:ind w:left="540" w:hanging="360"/>
+      </w:pPr>
+    </w:lvl>
+  </w:abstractNum>
+  <w:abstractNum w:abstractNumId="19" w15:restartNumberingAfterBreak="0">
+    <w:multiLevelType w:val="hybridMultilevel"/>
+    <w:lvl w:ilvl="0" w:tentative="1">
+      <w:start w:val="1"/>
+      <w:numFmt w:val="decimal"/>
+      <w:lvlText w:val="%1."/>
+      <w:lvlJc w:val="left"/>
+      <w:pPr>
+        <w:ind w:left="540" w:hanging="360"/>
+      </w:pPr>
+    </w:lvl>
+  </w:abstractNum>
+  <w:abstractNum w:abstractNumId="20" w15:restartNumberingAfterBreak="0">
     <w:multiLevelType w:val="hybridMultilevel"/>
     <w:lvl w:ilvl="0" w:tentative="1">
       <w:start w:val="1"/>
@@ -4234,6 +6076,60 @@
   </w:num>
   <w:num w:numId="11">
     <w:abstractNumId w:val="11"/>
+    <w:lvlOverride w:ilvl="0">
+      <w:startOverride w:val="1"/>
+    </w:lvlOverride>
+  </w:num>
+  <w:num w:numId="12">
+    <w:abstractNumId w:val="12"/>
+    <w:lvlOverride w:ilvl="0">
+      <w:startOverride w:val="1"/>
+    </w:lvlOverride>
+  </w:num>
+  <w:num w:numId="13">
+    <w:abstractNumId w:val="13"/>
+    <w:lvlOverride w:ilvl="0">
+      <w:startOverride w:val="1"/>
+    </w:lvlOverride>
+  </w:num>
+  <w:num w:numId="14">
+    <w:abstractNumId w:val="14"/>
+    <w:lvlOverride w:ilvl="0">
+      <w:startOverride w:val="1"/>
+    </w:lvlOverride>
+  </w:num>
+  <w:num w:numId="15">
+    <w:abstractNumId w:val="15"/>
+    <w:lvlOverride w:ilvl="0">
+      <w:startOverride w:val="1"/>
+    </w:lvlOverride>
+  </w:num>
+  <w:num w:numId="16">
+    <w:abstractNumId w:val="16"/>
+    <w:lvlOverride w:ilvl="0">
+      <w:startOverride w:val="1"/>
+    </w:lvlOverride>
+  </w:num>
+  <w:num w:numId="17">
+    <w:abstractNumId w:val="17"/>
+    <w:lvlOverride w:ilvl="0">
+      <w:startOverride w:val="1"/>
+    </w:lvlOverride>
+  </w:num>
+  <w:num w:numId="18">
+    <w:abstractNumId w:val="18"/>
+    <w:lvlOverride w:ilvl="0">
+      <w:startOverride w:val="1"/>
+    </w:lvlOverride>
+  </w:num>
+  <w:num w:numId="19">
+    <w:abstractNumId w:val="19"/>
+    <w:lvlOverride w:ilvl="0">
+      <w:startOverride w:val="1"/>
+    </w:lvlOverride>
+  </w:num>
+  <w:num w:numId="20">
+    <w:abstractNumId w:val="20"/>
     <w:lvlOverride w:ilvl="0">
       <w:startOverride w:val="1"/>
     </w:lvlOverride>
